--- a/小野町_引継ぎ_整理済/21_給付適正化・交付金/小野町_給付適正化と交付金の取りまとめ_20260928.docx
+++ b/小野町_引継ぎ_整理済/21_給付適正化・交付金/小野町_給付適正化と交付金の取りまとめ_20260928.docx
@@ -1885,7 +1885,7 @@
                 <w:i w:val="0"/>
                 <w:sz w:val="22"/>
               </w:rPr>
-              <w:t>全国平均454.8点を82点上回り、</w:t>
+              <w:t>市町村分の平均454.8点を82点上回り、</w:t>
             </w:r>
             <w:r>
               <w:rPr>
@@ -1894,7 +1894,7 @@
                 <w:i w:val="0"/>
                 <w:sz w:val="22"/>
               </w:rPr>
-              <w:t>全国258位／1,536、県内13位／59</w:t>
+              <w:t>市町村分1,536保険者のうち258位、県内13位／59</w:t>
             </w:r>
             <w:r>
               <w:rPr>
@@ -1903,7 +1903,7 @@
                 <w:i w:val="0"/>
                 <w:sz w:val="22"/>
               </w:rPr>
-              <w:t>です。令和6年度は233点（全国平均の55％）でしたから、</w:t>
+              <w:t>です。令和6年度は233点（当時の平均の55％）でしたから、</w:t>
             </w:r>
             <w:r>
               <w:rPr>
@@ -1912,7 +1912,16 @@
                 <w:i w:val="0"/>
                 <w:sz w:val="22"/>
               </w:rPr>
-              <w:t>2年で全国平均を上回るところまで来ています</w:t>
+              <w:t>2年で平均を上回るところまで来ています。</w:t>
+            </w:r>
+            <w:r>
+              <w:rPr>
+                <w:rFonts w:ascii="BIZ UDPゴシック" w:hAnsi="BIZ UDPゴシック" w:eastAsia="BIZ UDPゴシック"/>
+                <w:b/>
+                <w:i w:val="0"/>
+                <w:sz w:val="22"/>
+              </w:rPr>
+              <w:t>ただし受領したのは市町村分だけで、公表順位の母数は広域連合を含む1,741保険者です。上の258位は公表順位ではありません</w:t>
             </w:r>
             <w:r>
               <w:rPr>
@@ -1921,7 +1930,7 @@
                 <w:i w:val="0"/>
                 <w:sz w:val="22"/>
               </w:rPr>
-              <w:t>（第2章）</w:t>
+              <w:t>（第2章1）</w:t>
             </w:r>
           </w:p>
         </w:tc>
@@ -1990,7 +1999,7 @@
                 <w:i w:val="0"/>
                 <w:sz w:val="22"/>
               </w:rPr>
-              <w:t>（満点は全国392保険者／1,536、県内11／59）（第3章）</w:t>
+              <w:t>（満点は市町村分392保険者／1,536、県内11／59）（第3章）</w:t>
             </w:r>
           </w:p>
         </w:tc>
@@ -2046,11 +2055,29 @@
             <w:r>
               <w:rPr>
                 <w:rFonts w:ascii="BIZ UDPゴシック" w:hAnsi="BIZ UDPゴシック" w:eastAsia="BIZ UDPゴシック"/>
+                <w:b/>
+                <w:i w:val="0"/>
+                <w:sz w:val="22"/>
+              </w:rPr>
+              <w:t>主要3事業は、該当状況調査に対する町の回答では3事業すべてを実施（予定を含む）として計上されています。</w:t>
+            </w:r>
+            <w:r>
+              <w:rPr>
+                <w:rFonts w:ascii="BIZ UDPゴシック" w:hAnsi="BIZ UDPゴシック" w:eastAsia="BIZ UDPゴシック"/>
+                <w:b/>
+                <w:i w:val="0"/>
+                <w:sz w:val="22"/>
+              </w:rPr>
+              <w:t>実施の内容（点検件数・委託の有無）は確認中です</w:t>
+            </w:r>
+            <w:r>
+              <w:rPr>
+                <w:rFonts w:ascii="BIZ UDPゴシック" w:hAnsi="BIZ UDPゴシック" w:eastAsia="BIZ UDPゴシック"/>
                 <w:b w:val="0"/>
                 <w:i w:val="0"/>
                 <w:sz w:val="22"/>
               </w:rPr>
-              <w:t>主要3事業はいずれも実施しているものとして計上されています（第3章）</w:t>
+              <w:t>（第3章2）</w:t>
             </w:r>
           </w:p>
         </w:tc>
@@ -2092,7 +2119,7 @@
                 <w:i w:val="0"/>
                 <w:sz w:val="22"/>
               </w:rPr>
-              <w:t>この68点は計画の記載に支えられています。</w:t>
+              <w:t>この68点の根拠となっている文書が確認できていません。</w:t>
             </w:r>
             <w:r>
               <w:rPr>
@@ -2101,7 +2128,7 @@
                 <w:i w:val="0"/>
                 <w:sz w:val="22"/>
               </w:rPr>
-              <w:t>給付費適正化方策の策定状況（配点32点）は、方策の策定・評価指標の設定・毎年度の見直し・成果の公表の4つを問うもので、</w:t>
+              <w:t>給付費適正化方策の策定状況（配点32点）は、方策の策定・</w:t>
             </w:r>
             <w:r>
               <w:rPr>
@@ -2110,7 +2137,34 @@
                 <w:i w:val="0"/>
                 <w:sz w:val="22"/>
               </w:rPr>
-              <w:t>第10期計画に同じ水準の記載を置かなければ失点します</w:t>
+              <w:t>評価指標の設定</w:t>
+            </w:r>
+            <w:r>
+              <w:rPr>
+                <w:rFonts w:ascii="BIZ UDPゴシック" w:hAnsi="BIZ UDPゴシック" w:eastAsia="BIZ UDPゴシック"/>
+                <w:b w:val="0"/>
+                <w:i w:val="0"/>
+                <w:sz w:val="22"/>
+              </w:rPr>
+              <w:t>・毎年度の見直し・成果の公表の4つを問うものですが、</w:t>
+            </w:r>
+            <w:r>
+              <w:rPr>
+                <w:rFonts w:ascii="BIZ UDPゴシック" w:hAnsi="BIZ UDPゴシック" w:eastAsia="BIZ UDPゴシック"/>
+                <w:b/>
+                <w:i w:val="0"/>
+                <w:sz w:val="22"/>
+              </w:rPr>
+              <w:t>第9期計画本文には主要3事業の記載はあるものの、効果を検証するための評価指標も毎年度の定量的な目標もありません。</w:t>
+            </w:r>
+            <w:r>
+              <w:rPr>
+                <w:rFonts w:ascii="BIZ UDPゴシック" w:hAnsi="BIZ UDPゴシック" w:eastAsia="BIZ UDPゴシック"/>
+                <w:b/>
+                <w:i w:val="0"/>
+                <w:sz w:val="22"/>
+              </w:rPr>
+              <w:t>別の文書で定めているのか、回答のみなのかを確かめたうえで、第10期計画に明示する必要があります</w:t>
             </w:r>
             <w:r>
               <w:rPr>
@@ -5334,7 +5388,94 @@
           <w:i w:val="0"/>
           <w:sz w:val="16"/>
         </w:rPr>
-        <w:t>資料：令和8年度交付金 該当状況調査票集計表（市町村分）。順位は本表に得点の記載がある保険者の中での順位で、同点は同じ順位として数えています（537点の保険者は全国で8）。</w:t>
+        <w:t>資料：令和8年度交付金 該当状況調査票集計表（市町村分）。同点は同じ順位として数えています（537点の保険者は本表で8）。</w:t>
+      </w:r>
+    </w:p>
+    <w:p>
+      <w:pPr>
+        <w:spacing w:before="60" w:after="60"/>
+      </w:pPr>
+      <w:r>
+        <w:rPr>
+          <w:rFonts w:ascii="BIZ UDPゴシック" w:hAnsi="BIZ UDPゴシック" w:eastAsia="BIZ UDPゴシック"/>
+          <w:b/>
+          <w:i w:val="0"/>
+          <w:sz w:val="24"/>
+        </w:rPr>
+        <w:t>上の順位は、本表（市町村分）の中での順位です。</w:t>
+      </w:r>
+      <w:r>
+        <w:rPr>
+          <w:rFonts w:ascii="BIZ UDPゴシック" w:hAnsi="BIZ UDPゴシック" w:eastAsia="BIZ UDPゴシック"/>
+          <w:b/>
+          <w:i w:val="0"/>
+          <w:sz w:val="24"/>
+        </w:rPr>
+        <w:t>受領したのは市町村分のみで、広域連合分は別表であり受領していません。</w:t>
+      </w:r>
+      <w:r>
+        <w:rPr>
+          <w:rFonts w:ascii="BIZ UDPゴシック" w:hAnsi="BIZ UDPゴシック" w:eastAsia="BIZ UDPゴシック"/>
+          <w:b w:val="0"/>
+          <w:i w:val="0"/>
+          <w:sz w:val="24"/>
+        </w:rPr>
+        <w:t>本表の令和7年度の順位欄は1位から1,741位まであるのに対し、本表の行は1,536しかなく、上位100位のうち83しか埋まりません（4位が欠けています）。</w:t>
+      </w:r>
+      <w:r>
+        <w:rPr>
+          <w:rFonts w:ascii="BIZ UDPゴシック" w:hAnsi="BIZ UDPゴシック" w:eastAsia="BIZ UDPゴシック"/>
+          <w:b/>
+          <w:i w:val="0"/>
+          <w:sz w:val="24"/>
+        </w:rPr>
+        <w:t>つまり国の公表順位の母数は広域連合を含む全保険者であり、本表だけでは再現できません。</w:t>
+      </w:r>
+    </w:p>
+    <w:p>
+      <w:pPr>
+        <w:spacing w:before="60" w:after="60"/>
+      </w:pPr>
+      <w:r>
+        <w:rPr>
+          <w:rFonts w:ascii="BIZ UDPゴシック" w:hAnsi="BIZ UDPゴシック" w:eastAsia="BIZ UDPゴシック"/>
+          <w:b/>
+          <w:i w:val="0"/>
+          <w:sz w:val="24"/>
+        </w:rPr>
+        <w:t>小野町の令和7年度は、本表の中で1,339位、公表順位は1,513位でした。174位分、本表の外の保険者が上に入っています。</w:t>
+      </w:r>
+      <w:r>
+        <w:rPr>
+          <w:rFonts w:ascii="BIZ UDPゴシック" w:hAnsi="BIZ UDPゴシック" w:eastAsia="BIZ UDPゴシック"/>
+          <w:b/>
+          <w:i w:val="0"/>
+          <w:sz w:val="24"/>
+        </w:rPr>
+        <w:t>令和8年度の公表順位も、同じ程度は下がるとみておく必要があります。</w:t>
+      </w:r>
+      <w:r>
+        <w:rPr>
+          <w:rFonts w:ascii="BIZ UDPゴシック" w:hAnsi="BIZ UDPゴシック" w:eastAsia="BIZ UDPゴシック"/>
+          <w:b w:val="0"/>
+          <w:i w:val="0"/>
+          <w:sz w:val="24"/>
+        </w:rPr>
+        <w:t>本書の「全国平均」「全国該当率」も、同じく市町村分の中での値です。</w:t>
+      </w:r>
+    </w:p>
+    <w:p>
+      <w:pPr>
+        <w:spacing w:before="60" w:after="60"/>
+      </w:pPr>
+      <w:r>
+        <w:rPr>
+          <w:rFonts w:ascii="BIZ UDPゴシック" w:hAnsi="BIZ UDPゴシック" w:eastAsia="BIZ UDPゴシック"/>
+          <w:b/>
+          <w:i w:val="0"/>
+          <w:sz w:val="24"/>
+        </w:rPr>
+        <w:t>福島県は59市町村すべてが本表にあり（介護保険の広域連合がありません）、県内順位は母数59で完全です。</w:t>
       </w:r>
     </w:p>
     <w:p>
@@ -8595,7 +8736,75 @@
           <w:i w:val="0"/>
           <w:sz w:val="16"/>
         </w:rPr>
-        <w:t>※ 令和6年度の値は地域包括ケア「見える化」システム、令和7年度・令和8年度の値は受領した集計表によるものです。いずれも800点満点で、配点の構成もほぼ同じです。</w:t>
+        <w:t>※ 令和6年度の値は地域包括ケア「見える化」システム、令和7年度の値は受領した集計表の「R7評価指標合計得点」欄、令和8年度の値は同表の明細によるものです。</w:t>
+      </w:r>
+      <w:r>
+        <w:rPr>
+          <w:rFonts w:ascii="BIZ UDPゴシック" w:hAnsi="BIZ UDPゴシック" w:eastAsia="BIZ UDPゴシック"/>
+          <w:b/>
+          <w:i w:val="0"/>
+          <w:sz w:val="16"/>
+        </w:rPr>
+        <w:t>3年の値は出所が3つあり、評価指標は毎年度改定されているため、同じものさしでの比較ではありません。</w:t>
+      </w:r>
+      <w:r>
+        <w:rPr>
+          <w:rFonts w:ascii="BIZ UDPゴシック" w:hAnsi="BIZ UDPゴシック" w:eastAsia="BIZ UDPゴシック"/>
+          <w:b w:val="0"/>
+          <w:i w:val="0"/>
+          <w:sz w:val="16"/>
+        </w:rPr>
+        <w:t>いずれも800点満点で、平均との比で見るのが安全です。</w:t>
+      </w:r>
+      <w:r>
+        <w:rPr>
+          <w:rFonts w:ascii="BIZ UDPゴシック" w:hAnsi="BIZ UDPゴシック" w:eastAsia="BIZ UDPゴシック"/>
+          <w:b/>
+          <w:i w:val="0"/>
+          <w:sz w:val="16"/>
+        </w:rPr>
+        <w:t>「令和7年度交付金＝324点」は、列見出し「R7評価指標合計得点」を当方がそう読んだものです。</w:t>
+      </w:r>
+    </w:p>
+    <w:p>
+      <w:pPr>
+        <w:spacing w:before="60" w:after="60"/>
+      </w:pPr>
+      <w:r>
+        <w:rPr>
+          <w:rFonts w:ascii="BIZ UDPゴシック" w:hAnsi="BIZ UDPゴシック" w:eastAsia="BIZ UDPゴシック"/>
+          <w:b/>
+          <w:i w:val="0"/>
+          <w:sz w:val="24"/>
+        </w:rPr>
+        <w:t>なお、800点のうち成果指標群（目標Ⅳ・両交付金で200点）以外は、該当状況調査に対する保険者の回答を集計したものです。</w:t>
+      </w:r>
+      <w:r>
+        <w:rPr>
+          <w:rFonts w:ascii="BIZ UDPゴシック" w:hAnsi="BIZ UDPゴシック" w:eastAsia="BIZ UDPゴシック"/>
+          <w:b w:val="0"/>
+          <w:i w:val="0"/>
+          <w:sz w:val="24"/>
+        </w:rPr>
+        <w:t>成果指標群は国が介護DB・NDBから算定しますが、体制・取組と活動の600点は自己申告に基づくもので、</w:t>
+      </w:r>
+      <w:r>
+        <w:rPr>
+          <w:rFonts w:ascii="BIZ UDPゴシック" w:hAnsi="BIZ UDPゴシック" w:eastAsia="BIZ UDPゴシック"/>
+          <w:b/>
+          <w:i w:val="0"/>
+          <w:sz w:val="24"/>
+        </w:rPr>
+        <w:t>実施内容の監査を経た数値ではありません。</w:t>
+      </w:r>
+      <w:r>
+        <w:rPr>
+          <w:rFonts w:ascii="BIZ UDPゴシック" w:hAnsi="BIZ UDPゴシック" w:eastAsia="BIZ UDPゴシック"/>
+          <w:b w:val="0"/>
+          <w:i w:val="0"/>
+          <w:sz w:val="24"/>
+        </w:rPr>
+        <w:t>得点の高さは、取組の厚さと、回答の丁寧さの両方を映します。</w:t>
       </w:r>
     </w:p>
     <w:p>
@@ -9410,15 +9619,15 @@
         </w:tblCellMar>
       </w:tblPr>
       <w:tblGrid>
-        <w:gridCol w:w="1756"/>
-        <w:gridCol w:w="2870"/>
-        <w:gridCol w:w="1925"/>
-        <w:gridCol w:w="3087"/>
+        <w:gridCol w:w="1622"/>
+        <w:gridCol w:w="2533"/>
+        <w:gridCol w:w="2261"/>
+        <w:gridCol w:w="3222"/>
       </w:tblGrid>
       <w:tr>
         <w:tc>
           <w:tcPr>
-            <w:tcW w:type="dxa" w:w="1756"/>
+            <w:tcW w:type="dxa" w:w="1622"/>
             <w:shd w:val="clear" w:fill="1F3864"/>
             <w:vAlign w:val="center"/>
           </w:tcPr>
@@ -9441,7 +9650,7 @@
         </w:tc>
         <w:tc>
           <w:tcPr>
-            <w:tcW w:type="dxa" w:w="2870"/>
+            <w:tcW w:type="dxa" w:w="2533"/>
             <w:shd w:val="clear" w:fill="1F3864"/>
             <w:vAlign w:val="center"/>
           </w:tcPr>
@@ -9464,7 +9673,7 @@
         </w:tc>
         <w:tc>
           <w:tcPr>
-            <w:tcW w:type="dxa" w:w="1925"/>
+            <w:tcW w:type="dxa" w:w="2261"/>
             <w:shd w:val="clear" w:fill="1F3864"/>
             <w:vAlign w:val="center"/>
           </w:tcPr>
@@ -9487,7 +9696,7 @@
         </w:tc>
         <w:tc>
           <w:tcPr>
-            <w:tcW w:type="dxa" w:w="3087"/>
+            <w:tcW w:type="dxa" w:w="3222"/>
             <w:shd w:val="clear" w:fill="1F3864"/>
             <w:vAlign w:val="center"/>
           </w:tcPr>
@@ -9512,7 +9721,7 @@
       <w:tr>
         <w:tc>
           <w:tcPr>
-            <w:tcW w:type="dxa" w:w="1756"/>
+            <w:tcW w:type="dxa" w:w="1622"/>
             <w:vAlign w:val="center"/>
           </w:tcPr>
           <w:p>
@@ -9532,7 +9741,7 @@
         </w:tc>
         <w:tc>
           <w:tcPr>
-            <w:tcW w:type="dxa" w:w="2870"/>
+            <w:tcW w:type="dxa" w:w="2533"/>
             <w:vAlign w:val="center"/>
           </w:tcPr>
           <w:p>
@@ -9552,7 +9761,7 @@
         </w:tc>
         <w:tc>
           <w:tcPr>
-            <w:tcW w:type="dxa" w:w="1925"/>
+            <w:tcW w:type="dxa" w:w="2261"/>
             <w:vAlign w:val="center"/>
           </w:tcPr>
           <w:p>
@@ -9566,13 +9775,13 @@
                 <w:i w:val="0"/>
                 <w:sz w:val="22"/>
               </w:rPr>
-              <w:t>実施（調査票の回答による）</w:t>
-            </w:r>
-          </w:p>
-        </w:tc>
-        <w:tc>
-          <w:tcPr>
-            <w:tcW w:type="dxa" w:w="3087"/>
+              <w:t>実施（調査票の回答）</w:t>
+            </w:r>
+          </w:p>
+        </w:tc>
+        <w:tc>
+          <w:tcPr>
+            <w:tcW w:type="dxa" w:w="3222"/>
             <w:vAlign w:val="center"/>
           </w:tcPr>
           <w:p>
@@ -9586,7 +9795,7 @@
                 <w:i w:val="0"/>
                 <w:sz w:val="22"/>
               </w:rPr>
-              <w:t>指標2アで「3事業の全てを実施している」として6点を得点しています。実施の内容（点検件数・委託の有無）を確かめる必要があります</w:t>
+              <w:t>指標2アで「3事業の全てを実施している」として6点を得点しています。同指標は令和7年度の実施（予定を含む）の状況を問うもので、実施の内容（点検件数・委託の有無）は確かめられていません</w:t>
             </w:r>
           </w:p>
         </w:tc>
@@ -9594,7 +9803,7 @@
       <w:tr>
         <w:tc>
           <w:tcPr>
-            <w:tcW w:type="dxa" w:w="1756"/>
+            <w:tcW w:type="dxa" w:w="1622"/>
             <w:vAlign w:val="center"/>
           </w:tcPr>
           <w:p>
@@ -9614,7 +9823,7 @@
         </w:tc>
         <w:tc>
           <w:tcPr>
-            <w:tcW w:type="dxa" w:w="2870"/>
+            <w:tcW w:type="dxa" w:w="2533"/>
             <w:vAlign w:val="center"/>
           </w:tcPr>
           <w:p>
@@ -9634,7 +9843,7 @@
         </w:tc>
         <w:tc>
           <w:tcPr>
-            <w:tcW w:type="dxa" w:w="1925"/>
+            <w:tcW w:type="dxa" w:w="2261"/>
             <w:vAlign w:val="center"/>
           </w:tcPr>
           <w:p>
@@ -9648,13 +9857,13 @@
                 <w:i w:val="0"/>
                 <w:sz w:val="22"/>
               </w:rPr>
-              <w:t>実施。ただし実施割合は全保険者の下位3割</w:t>
-            </w:r>
-          </w:p>
-        </w:tc>
-        <w:tc>
-          <w:tcPr>
-            <w:tcW w:type="dxa" w:w="3087"/>
+              <w:t>実施（調査票の回答）。ただし令和6年度の実施割合は全保険者の上位7割に入っていない</w:t>
+            </w:r>
+          </w:p>
+        </w:tc>
+        <w:tc>
+          <w:tcPr>
+            <w:tcW w:type="dxa" w:w="3222"/>
             <w:vAlign w:val="center"/>
           </w:tcPr>
           <w:p>
@@ -9668,7 +9877,7 @@
                 <w:i w:val="0"/>
                 <w:sz w:val="22"/>
               </w:rPr>
-              <w:t>体制・取組では得点していますが、活動指標群の「ケアプラン点検の実施割合」は0点（配点16点）です</w:t>
+              <w:t>体制・取組では得点していますが、活動指標群の「ケアプラン点検の実施割合」は0点（配点16点）です。件数が少ないのか、報告していないのかは確かめられていません</w:t>
             </w:r>
           </w:p>
         </w:tc>
@@ -9676,7 +9885,7 @@
       <w:tr>
         <w:tc>
           <w:tcPr>
-            <w:tcW w:type="dxa" w:w="1756"/>
+            <w:tcW w:type="dxa" w:w="1622"/>
             <w:vAlign w:val="center"/>
           </w:tcPr>
           <w:p>
@@ -9696,7 +9905,7 @@
         </w:tc>
         <w:tc>
           <w:tcPr>
-            <w:tcW w:type="dxa" w:w="2870"/>
+            <w:tcW w:type="dxa" w:w="2533"/>
             <w:vAlign w:val="center"/>
           </w:tcPr>
           <w:p>
@@ -9725,7 +9934,7 @@
         </w:tc>
         <w:tc>
           <w:tcPr>
-            <w:tcW w:type="dxa" w:w="1925"/>
+            <w:tcW w:type="dxa" w:w="2261"/>
             <w:vAlign w:val="center"/>
           </w:tcPr>
           <w:p>
@@ -9739,13 +9948,13 @@
                 <w:i w:val="0"/>
                 <w:sz w:val="22"/>
               </w:rPr>
-              <w:t>実施。突合の実施割合は全保険者の上位1割</w:t>
-            </w:r>
-          </w:p>
-        </w:tc>
-        <w:tc>
-          <w:tcPr>
-            <w:tcW w:type="dxa" w:w="3087"/>
+              <w:t>実施。令和6年度の突合の実施割合は全保険者の上位1割</w:t>
+            </w:r>
+          </w:p>
+        </w:tc>
+        <w:tc>
+          <w:tcPr>
+            <w:tcW w:type="dxa" w:w="3222"/>
             <w:vAlign w:val="center"/>
           </w:tcPr>
           <w:p>
@@ -9759,7 +9968,7 @@
                 <w:i w:val="0"/>
                 <w:sz w:val="22"/>
               </w:rPr>
-              <w:t>活動指標群の「医療情報との突合の実施状況」は16点＝配点満点です。縦覧点検も4帳票すべてを点検しています</w:t>
+              <w:t>活動指標群の「医療情報との突合の実施状況」は16点＝配点満点です。縦覧点検も4帳票すべてを点検しているとの回答です。国保連への委託の有無は評価指標からは分かりません</w:t>
             </w:r>
           </w:p>
         </w:tc>
@@ -9792,6 +10001,38 @@
         </w:rPr>
         <w:t>したがって、主要3事業はいずれも実施されているものとして国に報告されています。</w:t>
       </w:r>
+    </w:p>
+    <w:p>
+      <w:pPr>
+        <w:spacing w:before="60" w:after="60"/>
+      </w:pPr>
+      <w:r>
+        <w:rPr>
+          <w:rFonts w:ascii="BIZ UDPゴシック" w:hAnsi="BIZ UDPゴシック" w:eastAsia="BIZ UDPゴシック"/>
+          <w:b/>
+          <w:i w:val="0"/>
+          <w:sz w:val="24"/>
+        </w:rPr>
+        <w:t>ただし、これは該当状況調査に対する町の回答です。</w:t>
+      </w:r>
+      <w:r>
+        <w:rPr>
+          <w:rFonts w:ascii="BIZ UDPゴシック" w:hAnsi="BIZ UDPゴシック" w:eastAsia="BIZ UDPゴシック"/>
+          <w:b/>
+          <w:i w:val="0"/>
+          <w:sz w:val="24"/>
+        </w:rPr>
+        <w:t>同指標は「令和7年度実施（予定を含む）の状況」を評価するものであり、年度内に実施する予定であることをもって該当としても差し支えありません。</w:t>
+      </w:r>
+      <w:r>
+        <w:rPr>
+          <w:rFonts w:ascii="BIZ UDPゴシック" w:hAnsi="BIZ UDPゴシック" w:eastAsia="BIZ UDPゴシック"/>
+          <w:b/>
+          <w:i w:val="0"/>
+          <w:sz w:val="24"/>
+        </w:rPr>
+        <w:t>実施の内容（点検件数・委託の有無・記録の有無）までは、評価指標からも集計表からも分かりません。</w:t>
+      </w:r>
       <w:r>
         <w:rPr>
           <w:rFonts w:ascii="BIZ UDPゴシック" w:hAnsi="BIZ UDPゴシック" w:eastAsia="BIZ UDPゴシック"/>
@@ -9799,7 +10040,25 @@
           <w:i w:val="0"/>
           <w:sz w:val="24"/>
         </w:rPr>
-        <w:t>これまで「実施状況が未確認」としていた点は、この回答により確かめられました。</w:t>
+        <w:t>これまで「実施状況が未確認」としていた点は、</w:t>
+      </w:r>
+      <w:r>
+        <w:rPr>
+          <w:rFonts w:ascii="BIZ UDPゴシック" w:hAnsi="BIZ UDPゴシック" w:eastAsia="BIZ UDPゴシック"/>
+          <w:b/>
+          <w:i w:val="0"/>
+          <w:sz w:val="24"/>
+        </w:rPr>
+        <w:t>「町は3事業とも実施（予定を含む）と回答している」ところまでが確かめられた</w:t>
+      </w:r>
+      <w:r>
+        <w:rPr>
+          <w:rFonts w:ascii="BIZ UDPゴシック" w:hAnsi="BIZ UDPゴシック" w:eastAsia="BIZ UDPゴシック"/>
+          <w:b w:val="0"/>
+          <w:i w:val="0"/>
+          <w:sz w:val="24"/>
+        </w:rPr>
+        <w:t>、というのが正確です。内容は引き続き確認します。</w:t>
       </w:r>
     </w:p>
     <w:p>
@@ -9813,7 +10072,7 @@
           <w:i w:val="0"/>
           <w:sz w:val="24"/>
         </w:rPr>
-        <w:t>あわせて、縦覧点検10帳票のうち効果が高いとされる4帳票のすべてを点検しています（指標2イ③・満点）。</w:t>
+        <w:t>あわせて、縦覧点検10帳票のうち効果が高いとされる4帳票のすべてを点検しているとの回答です（指標2イ③・満点）。</w:t>
       </w:r>
       <w:r>
         <w:rPr>
@@ -9822,7 +10081,7 @@
           <w:i w:val="0"/>
           <w:sz w:val="24"/>
         </w:rPr>
-        <w:t>有料老人ホーム等の入居者を含むケアプラン点検（ウ）、福祉用具貸与後のリハビリテーション専門職等による点検の仕組み（エ）、福祉用具購入費・住宅改修費の妥当性の検討の仕組み（オ）も、</w:t>
+        <w:t>有料老人ホーム等の入居者に係るケアプラン点検（ウ）、福祉用具貸与後のリハビリテーション専門職等による点検の仕組み（エ）、福祉用具購入費・住宅改修費の妥当性の検討の仕組み（オ）も、</w:t>
       </w:r>
       <w:r>
         <w:rPr>
@@ -9832,6 +10091,15 @@
           <w:sz w:val="24"/>
         </w:rPr>
         <w:t>いずれも満点です。</w:t>
+      </w:r>
+      <w:r>
+        <w:rPr>
+          <w:rFonts w:ascii="BIZ UDPゴシック" w:hAnsi="BIZ UDPゴシック" w:eastAsia="BIZ UDPゴシック"/>
+          <w:b/>
+          <w:i w:val="0"/>
+          <w:sz w:val="24"/>
+        </w:rPr>
+        <w:t>なお、ウは管内に有料老人ホーム等がない市町村の場合、町外の施設に入居している被保険者について情報収集を行い、必要に応じ県・他市町村と連携できる体制があれば評価の対象となります。</w:t>
       </w:r>
     </w:p>
     <w:p>
@@ -10338,7 +10606,7 @@
           <w:i w:val="0"/>
           <w:sz w:val="24"/>
         </w:rPr>
-        <w:t>この32点は、第9期計画に適正化方策と評価指標が書かれていることを前提としています。</w:t>
+        <w:t>この32点の根拠となっている文書は、確認できていません。</w:t>
       </w:r>
       <w:r>
         <w:rPr>
@@ -10347,7 +10615,16 @@
           <w:i w:val="0"/>
           <w:sz w:val="24"/>
         </w:rPr>
-        <w:t>第10期計画に同じ水準の記載を置かなければ、令和10年度以降の交付金で失点します。</w:t>
+        <w:t>第9期計画本文（令和6年3月・87頁）を確かめたところ、第4章 基本目標3の1(2)に「介護給付適正化事業の確実な実施」として主要3事業の記載はありますが、イが求める「取組の効果を検証するための評価指標」も、毎年度の定量的な目標も、点検件数も書かれていません。</w:t>
+      </w:r>
+      <w:r>
+        <w:rPr>
+          <w:rFonts w:ascii="BIZ UDPゴシック" w:hAnsi="BIZ UDPゴシック" w:eastAsia="BIZ UDPゴシック"/>
+          <w:b w:val="0"/>
+          <w:i w:val="0"/>
+          <w:sz w:val="24"/>
+        </w:rPr>
+        <w:t>「評価指標」の語が出てくるのは、同章の「交付金評価指標を活用し」という1か所だけです。</w:t>
       </w:r>
     </w:p>
     <w:p>
@@ -10361,7 +10638,39 @@
           <w:i w:val="0"/>
           <w:sz w:val="24"/>
         </w:rPr>
-        <w:t>本計画では、第4章 基本目標3①「介護給付の適正化」に、主要3事業の毎年度の定量的な目標（＝イの評価指標）を掲げます。</w:t>
+        <w:t>評価指標の留意点は「第9期計画に盛り込まれているもののほか、当該計画とは別に策定する場合も評価の対象として差し支えない」としています。</w:t>
+      </w:r>
+      <w:r>
+        <w:rPr>
+          <w:rFonts w:ascii="BIZ UDPゴシック" w:hAnsi="BIZ UDPゴシック" w:eastAsia="BIZ UDPゴシック"/>
+          <w:b/>
+          <w:i w:val="0"/>
+          <w:sz w:val="24"/>
+        </w:rPr>
+        <w:t>したがって、別の文書で定めているのか、回答のみなのかを確かめる必要があります。</w:t>
+      </w:r>
+      <w:r>
+        <w:rPr>
+          <w:rFonts w:ascii="BIZ UDPゴシック" w:hAnsi="BIZ UDPゴシック" w:eastAsia="BIZ UDPゴシック"/>
+          <w:b/>
+          <w:i w:val="0"/>
+          <w:sz w:val="24"/>
+        </w:rPr>
+        <w:t>別の文書があるなら第10期でも引き継ぎ、ないのであれば今の32点は次の評価で落ちる可能性があります。</w:t>
+      </w:r>
+    </w:p>
+    <w:p>
+      <w:pPr>
+        <w:spacing w:before="60" w:after="60"/>
+      </w:pPr>
+      <w:r>
+        <w:rPr>
+          <w:rFonts w:ascii="BIZ UDPゴシック" w:hAnsi="BIZ UDPゴシック" w:eastAsia="BIZ UDPゴシック"/>
+          <w:b/>
+          <w:i w:val="0"/>
+          <w:sz w:val="24"/>
+        </w:rPr>
+        <w:t>いずれにせよ、本計画では第4章 基本目標3①「介護給付の適正化」に、主要3事業の毎年度の定量的な目標（＝イの評価指標）を掲げます。</w:t>
       </w:r>
       <w:r>
         <w:rPr>
@@ -10379,7 +10688,7 @@
           <w:i w:val="0"/>
           <w:sz w:val="24"/>
         </w:rPr>
-        <w:t>現在の32点を守るための記載でもあります。</w:t>
+        <w:t>32点の根拠を計画上で明らかにする意味があります。</w:t>
       </w:r>
     </w:p>
     <w:p>
@@ -10420,17 +10729,17 @@
         </w:tblCellMar>
       </w:tblPr>
       <w:tblGrid>
-        <w:gridCol w:w="1995"/>
-        <w:gridCol w:w="1645"/>
-        <w:gridCol w:w="1360"/>
-        <w:gridCol w:w="1360"/>
-        <w:gridCol w:w="1510"/>
-        <w:gridCol w:w="1768"/>
+        <w:gridCol w:w="1964"/>
+        <w:gridCol w:w="1625"/>
+        <w:gridCol w:w="1349"/>
+        <w:gridCol w:w="1349"/>
+        <w:gridCol w:w="1495"/>
+        <w:gridCol w:w="1857"/>
       </w:tblGrid>
       <w:tr>
         <w:tc>
           <w:tcPr>
-            <w:tcW w:type="dxa" w:w="1995"/>
+            <w:tcW w:type="dxa" w:w="1964"/>
             <w:shd w:val="clear" w:fill="1F3864"/>
             <w:vAlign w:val="center"/>
           </w:tcPr>
@@ -10453,7 +10762,7 @@
         </w:tc>
         <w:tc>
           <w:tcPr>
-            <w:tcW w:type="dxa" w:w="1645"/>
+            <w:tcW w:type="dxa" w:w="1625"/>
             <w:shd w:val="clear" w:fill="1F3864"/>
             <w:vAlign w:val="center"/>
           </w:tcPr>
@@ -10476,7 +10785,7 @@
         </w:tc>
         <w:tc>
           <w:tcPr>
-            <w:tcW w:type="dxa" w:w="1360"/>
+            <w:tcW w:type="dxa" w:w="1349"/>
             <w:shd w:val="clear" w:fill="1F3864"/>
             <w:vAlign w:val="center"/>
           </w:tcPr>
@@ -10499,7 +10808,7 @@
         </w:tc>
         <w:tc>
           <w:tcPr>
-            <w:tcW w:type="dxa" w:w="1360"/>
+            <w:tcW w:type="dxa" w:w="1349"/>
             <w:shd w:val="clear" w:fill="1F3864"/>
             <w:vAlign w:val="center"/>
           </w:tcPr>
@@ -10522,7 +10831,7 @@
         </w:tc>
         <w:tc>
           <w:tcPr>
-            <w:tcW w:type="dxa" w:w="1510"/>
+            <w:tcW w:type="dxa" w:w="1495"/>
             <w:shd w:val="clear" w:fill="1F3864"/>
             <w:vAlign w:val="center"/>
           </w:tcPr>
@@ -10545,7 +10854,7 @@
         </w:tc>
         <w:tc>
           <w:tcPr>
-            <w:tcW w:type="dxa" w:w="1768"/>
+            <w:tcW w:type="dxa" w:w="1857"/>
             <w:shd w:val="clear" w:fill="1F3864"/>
             <w:vAlign w:val="center"/>
           </w:tcPr>
@@ -10570,7 +10879,7 @@
       <w:tr>
         <w:tc>
           <w:tcPr>
-            <w:tcW w:type="dxa" w:w="1995"/>
+            <w:tcW w:type="dxa" w:w="1964"/>
             <w:vAlign w:val="center"/>
           </w:tcPr>
           <w:p>
@@ -10590,7 +10899,7 @@
         </w:tc>
         <w:tc>
           <w:tcPr>
-            <w:tcW w:type="dxa" w:w="1645"/>
+            <w:tcW w:type="dxa" w:w="1625"/>
             <w:vAlign w:val="center"/>
           </w:tcPr>
           <w:p>
@@ -10610,7 +10919,7 @@
         </w:tc>
         <w:tc>
           <w:tcPr>
-            <w:tcW w:type="dxa" w:w="1360"/>
+            <w:tcW w:type="dxa" w:w="1349"/>
             <w:vAlign w:val="center"/>
           </w:tcPr>
           <w:p>
@@ -10631,7 +10940,7 @@
         </w:tc>
         <w:tc>
           <w:tcPr>
-            <w:tcW w:type="dxa" w:w="1360"/>
+            <w:tcW w:type="dxa" w:w="1349"/>
             <w:vAlign w:val="center"/>
           </w:tcPr>
           <w:p>
@@ -10652,7 +10961,7 @@
         </w:tc>
         <w:tc>
           <w:tcPr>
-            <w:tcW w:type="dxa" w:w="1510"/>
+            <w:tcW w:type="dxa" w:w="1495"/>
             <w:vAlign w:val="center"/>
           </w:tcPr>
           <w:p>
@@ -10673,7 +10982,7 @@
         </w:tc>
         <w:tc>
           <w:tcPr>
-            <w:tcW w:type="dxa" w:w="1768"/>
+            <w:tcW w:type="dxa" w:w="1857"/>
             <w:vAlign w:val="center"/>
           </w:tcPr>
           <w:p>
@@ -10687,7 +10996,7 @@
                 <w:i w:val="0"/>
                 <w:sz w:val="22"/>
               </w:rPr>
-              <w:t>全保険者の下位3割</w:t>
+              <w:t>上位7割に入っていない</w:t>
             </w:r>
           </w:p>
         </w:tc>
@@ -10695,7 +11004,7 @@
       <w:tr>
         <w:tc>
           <w:tcPr>
-            <w:tcW w:type="dxa" w:w="1995"/>
+            <w:tcW w:type="dxa" w:w="1964"/>
             <w:vAlign w:val="center"/>
           </w:tcPr>
           <w:p>
@@ -10715,7 +11024,7 @@
         </w:tc>
         <w:tc>
           <w:tcPr>
-            <w:tcW w:type="dxa" w:w="1645"/>
+            <w:tcW w:type="dxa" w:w="1625"/>
             <w:vAlign w:val="center"/>
           </w:tcPr>
           <w:p>
@@ -10735,7 +11044,7 @@
         </w:tc>
         <w:tc>
           <w:tcPr>
-            <w:tcW w:type="dxa" w:w="1360"/>
+            <w:tcW w:type="dxa" w:w="1349"/>
             <w:vAlign w:val="center"/>
           </w:tcPr>
           <w:p>
@@ -10756,7 +11065,7 @@
         </w:tc>
         <w:tc>
           <w:tcPr>
-            <w:tcW w:type="dxa" w:w="1360"/>
+            <w:tcW w:type="dxa" w:w="1349"/>
             <w:vAlign w:val="center"/>
           </w:tcPr>
           <w:p>
@@ -10777,7 +11086,7 @@
         </w:tc>
         <w:tc>
           <w:tcPr>
-            <w:tcW w:type="dxa" w:w="1510"/>
+            <w:tcW w:type="dxa" w:w="1495"/>
             <w:vAlign w:val="center"/>
           </w:tcPr>
           <w:p>
@@ -10798,7 +11107,7 @@
         </w:tc>
         <w:tc>
           <w:tcPr>
-            <w:tcW w:type="dxa" w:w="1768"/>
+            <w:tcW w:type="dxa" w:w="1857"/>
             <w:vAlign w:val="center"/>
           </w:tcPr>
           <w:p>
@@ -10862,6 +11171,24 @@
           <w:sz w:val="24"/>
         </w:rPr>
         <w:t>という形です。</w:t>
+      </w:r>
+      <w:r>
+        <w:rPr>
+          <w:rFonts w:ascii="BIZ UDPゴシック" w:hAnsi="BIZ UDPゴシック" w:eastAsia="BIZ UDPゴシック"/>
+          <w:b/>
+          <w:i w:val="0"/>
+          <w:sz w:val="24"/>
+        </w:rPr>
+        <w:t>0点は、点検件数が少ないことによるものか、実施していても件数を報告していないことによるものかまでは分かりません。</w:t>
+      </w:r>
+      <w:r>
+        <w:rPr>
+          <w:rFonts w:ascii="BIZ UDPゴシック" w:hAnsi="BIZ UDPゴシック" w:eastAsia="BIZ UDPゴシック"/>
+          <w:b w:val="0"/>
+          <w:i w:val="0"/>
+          <w:sz w:val="24"/>
+        </w:rPr>
+        <w:t>市町村分では26.9％が0点です。</w:t>
       </w:r>
     </w:p>
     <w:p>
@@ -11298,7 +11625,7 @@
           <w:i w:val="0"/>
           <w:sz w:val="24"/>
         </w:rPr>
-        <w:t>調整交付金見込交付割合が1ポイント下がると、保険料は月額270円程度上がる計算になります。</w:t>
+        <w:t>調整交付金見込交付割合が1ポイント下がると、保険料は月額262円上がります（本計画の算定による）。</w:t>
       </w:r>
       <w:r>
         <w:rPr>
@@ -11307,7 +11634,7 @@
           <w:i w:val="0"/>
           <w:sz w:val="24"/>
         </w:rPr>
-        <w:t>主要3事業が実施されている以上、下振れの心配は小さいと考えますが、算定の方法は確かめておきます。</w:t>
+        <w:t>主要3事業が実施されていれば下振れの心配は小さいと考えますが、その実施は調査票の回答によるものであり、算定の方法も指針からは読み取れません。県に確かめておきます。</w:t>
       </w:r>
     </w:p>
     <w:p>
@@ -12934,7 +13261,48 @@
           <w:i w:val="0"/>
           <w:sz w:val="24"/>
         </w:rPr>
+        <w:t>ただし評価指標の留意点は「郡市区医師会等の関係団体と適切な連携体制が構築できていることが評価の前提」としており、書くだけで足りるとは限りません。</w:t>
+      </w:r>
+      <w:r>
+        <w:rPr>
+          <w:rFonts w:ascii="BIZ UDPゴシック" w:hAnsi="BIZ UDPゴシック" w:eastAsia="BIZ UDPゴシック"/>
+          <w:b/>
+          <w:i w:val="0"/>
+          <w:sz w:val="24"/>
+        </w:rPr>
         <w:t>①日常の療養支援、②入退院支援、③急変時の対応、④看取りの4つの場面ごとに、在宅医療と介護の提供体制の目指すべき姿を第10期計画に書きます。</w:t>
+      </w:r>
+      <w:r>
+        <w:rPr>
+          <w:rFonts w:ascii="BIZ UDPゴシック" w:hAnsi="BIZ UDPゴシック" w:eastAsia="BIZ UDPゴシック"/>
+          <w:b/>
+          <w:i w:val="0"/>
+          <w:sz w:val="24"/>
+        </w:rPr>
+        <w:t>第9期計画本文（87頁）を確かめたところ、在宅医療・介護連携の記載は第4章の「⑤ 在宅医療と介護連携の強化」の2項目だけで、「目指すべき姿」「日常の療養支援」「入退院」「急変時」「看取り」の語は計画のどこにも出てきません。</w:t>
+      </w:r>
+    </w:p>
+    <w:p>
+      <w:pPr>
+        <w:spacing w:before="60" w:after="60"/>
+      </w:pPr>
+      <w:r>
+        <w:rPr>
+          <w:rFonts w:ascii="BIZ UDPゴシック" w:hAnsi="BIZ UDPゴシック" w:eastAsia="BIZ UDPゴシック"/>
+          <w:b/>
+          <w:i w:val="0"/>
+          <w:sz w:val="24"/>
+        </w:rPr>
+        <w:t>一方、「イ　目指すべき姿を介護保険事業計画に記載している」では6点を得点しています。</w:t>
+      </w:r>
+      <w:r>
+        <w:rPr>
+          <w:rFonts w:ascii="BIZ UDPゴシック" w:hAnsi="BIZ UDPゴシック" w:eastAsia="BIZ UDPゴシック"/>
+          <w:b/>
+          <w:i w:val="0"/>
+          <w:sz w:val="24"/>
+        </w:rPr>
+        <w:t>計画本文に該当する記載が見当たらないのに得点している形であり、何をもってイに該当としたのかを町に確認する必要があります。</w:t>
       </w:r>
       <w:r>
         <w:rPr>
@@ -12943,25 +13311,7 @@
           <w:i w:val="0"/>
           <w:sz w:val="24"/>
         </w:rPr>
-        <w:t>現在の計画には在宅医療・介護連携の記載はありますが、</w:t>
-      </w:r>
-      <w:r>
-        <w:rPr>
-          <w:rFonts w:ascii="BIZ UDPゴシック" w:hAnsi="BIZ UDPゴシック" w:eastAsia="BIZ UDPゴシック"/>
-          <w:b/>
-          <w:i w:val="0"/>
-          <w:sz w:val="24"/>
-        </w:rPr>
-        <w:t>4つの場面ごとの目指すべき姿という形にはなっていません。</w:t>
-      </w:r>
-      <w:r>
-        <w:rPr>
-          <w:rFonts w:ascii="BIZ UDPゴシック" w:hAnsi="BIZ UDPゴシック" w:eastAsia="BIZ UDPゴシック"/>
-          <w:b w:val="0"/>
-          <w:i w:val="0"/>
-          <w:sz w:val="24"/>
-        </w:rPr>
-        <w:t>（なお「イ　目指すべき姿を介護保険事業計画に記載している」は6点を得点しています。）</w:t>
+        <w:t>第10期計画に4つの場面ごとの姿を書けば、この食い違いも解消します。</w:t>
       </w:r>
     </w:p>
     <w:p>
@@ -14521,18 +14871,18 @@
         </w:tblCellMar>
       </w:tblPr>
       <w:tblGrid>
-        <w:gridCol w:w="1115"/>
-        <w:gridCol w:w="1385"/>
-        <w:gridCol w:w="1587"/>
-        <w:gridCol w:w="1277"/>
-        <w:gridCol w:w="1277"/>
-        <w:gridCol w:w="1277"/>
-        <w:gridCol w:w="1718"/>
+        <w:gridCol w:w="1112"/>
+        <w:gridCol w:w="1372"/>
+        <w:gridCol w:w="1567"/>
+        <w:gridCol w:w="1268"/>
+        <w:gridCol w:w="1268"/>
+        <w:gridCol w:w="1268"/>
+        <w:gridCol w:w="1782"/>
       </w:tblGrid>
       <w:tr>
         <w:tc>
           <w:tcPr>
-            <w:tcW w:type="dxa" w:w="1115"/>
+            <w:tcW w:type="dxa" w:w="1112"/>
             <w:shd w:val="clear" w:fill="1F3864"/>
             <w:vAlign w:val="center"/>
           </w:tcPr>
@@ -14545,7 +14895,7 @@
         </w:tc>
         <w:tc>
           <w:tcPr>
-            <w:tcW w:type="dxa" w:w="1385"/>
+            <w:tcW w:type="dxa" w:w="1372"/>
             <w:shd w:val="clear" w:fill="1F3864"/>
             <w:vAlign w:val="center"/>
           </w:tcPr>
@@ -14568,7 +14918,7 @@
         </w:tc>
         <w:tc>
           <w:tcPr>
-            <w:tcW w:type="dxa" w:w="1587"/>
+            <w:tcW w:type="dxa" w:w="1567"/>
             <w:shd w:val="clear" w:fill="1F3864"/>
             <w:vAlign w:val="center"/>
           </w:tcPr>
@@ -14591,7 +14941,7 @@
         </w:tc>
         <w:tc>
           <w:tcPr>
-            <w:tcW w:type="dxa" w:w="1277"/>
+            <w:tcW w:type="dxa" w:w="1268"/>
             <w:shd w:val="clear" w:fill="1F3864"/>
             <w:vAlign w:val="center"/>
           </w:tcPr>
@@ -14614,7 +14964,7 @@
         </w:tc>
         <w:tc>
           <w:tcPr>
-            <w:tcW w:type="dxa" w:w="1277"/>
+            <w:tcW w:type="dxa" w:w="1268"/>
             <w:shd w:val="clear" w:fill="1F3864"/>
             <w:vAlign w:val="center"/>
           </w:tcPr>
@@ -14637,7 +14987,7 @@
         </w:tc>
         <w:tc>
           <w:tcPr>
-            <w:tcW w:type="dxa" w:w="1277"/>
+            <w:tcW w:type="dxa" w:w="1268"/>
             <w:shd w:val="clear" w:fill="1F3864"/>
             <w:vAlign w:val="center"/>
           </w:tcPr>
@@ -14660,7 +15010,7 @@
         </w:tc>
         <w:tc>
           <w:tcPr>
-            <w:tcW w:type="dxa" w:w="1718"/>
+            <w:tcW w:type="dxa" w:w="1782"/>
             <w:shd w:val="clear" w:fill="1F3864"/>
             <w:vAlign w:val="center"/>
           </w:tcPr>
@@ -14685,7 +15035,7 @@
       <w:tr>
         <w:tc>
           <w:tcPr>
-            <w:tcW w:type="dxa" w:w="1115"/>
+            <w:tcW w:type="dxa" w:w="1112"/>
             <w:vAlign w:val="center"/>
           </w:tcPr>
           <w:p>
@@ -14705,7 +15055,7 @@
         </w:tc>
         <w:tc>
           <w:tcPr>
-            <w:tcW w:type="dxa" w:w="1385"/>
+            <w:tcW w:type="dxa" w:w="1372"/>
             <w:vAlign w:val="center"/>
           </w:tcPr>
           <w:p>
@@ -14725,7 +15075,7 @@
         </w:tc>
         <w:tc>
           <w:tcPr>
-            <w:tcW w:type="dxa" w:w="1587"/>
+            <w:tcW w:type="dxa" w:w="1567"/>
             <w:vAlign w:val="center"/>
           </w:tcPr>
           <w:p>
@@ -14745,7 +15095,7 @@
         </w:tc>
         <w:tc>
           <w:tcPr>
-            <w:tcW w:type="dxa" w:w="1277"/>
+            <w:tcW w:type="dxa" w:w="1268"/>
             <w:vAlign w:val="center"/>
           </w:tcPr>
           <w:p>
@@ -14766,7 +15116,7 @@
         </w:tc>
         <w:tc>
           <w:tcPr>
-            <w:tcW w:type="dxa" w:w="1277"/>
+            <w:tcW w:type="dxa" w:w="1268"/>
             <w:vAlign w:val="center"/>
           </w:tcPr>
           <w:p>
@@ -14787,7 +15137,7 @@
         </w:tc>
         <w:tc>
           <w:tcPr>
-            <w:tcW w:type="dxa" w:w="1277"/>
+            <w:tcW w:type="dxa" w:w="1268"/>
             <w:vAlign w:val="center"/>
           </w:tcPr>
           <w:p>
@@ -14808,7 +15158,7 @@
         </w:tc>
         <w:tc>
           <w:tcPr>
-            <w:tcW w:type="dxa" w:w="1718"/>
+            <w:tcW w:type="dxa" w:w="1782"/>
             <w:vAlign w:val="center"/>
           </w:tcPr>
           <w:p>
@@ -14830,7 +15180,7 @@
       <w:tr>
         <w:tc>
           <w:tcPr>
-            <w:tcW w:type="dxa" w:w="1115"/>
+            <w:tcW w:type="dxa" w:w="1112"/>
             <w:vAlign w:val="center"/>
           </w:tcPr>
           <w:p>
@@ -14850,18 +15200,18 @@
         </w:tc>
         <w:tc>
           <w:tcPr>
-            <w:tcW w:type="dxa" w:w="1385"/>
-            <w:vAlign w:val="center"/>
-          </w:tcPr>
-          <w:p>
-            <w:pPr>
-              <w:spacing w:before="20" w:after="20"/>
-            </w:pPr>
-          </w:p>
-        </w:tc>
-        <w:tc>
-          <w:tcPr>
-            <w:tcW w:type="dxa" w:w="1587"/>
+            <w:tcW w:type="dxa" w:w="1372"/>
+            <w:vAlign w:val="center"/>
+          </w:tcPr>
+          <w:p>
+            <w:pPr>
+              <w:spacing w:before="20" w:after="20"/>
+            </w:pPr>
+          </w:p>
+        </w:tc>
+        <w:tc>
+          <w:tcPr>
+            <w:tcW w:type="dxa" w:w="1567"/>
             <w:vAlign w:val="center"/>
           </w:tcPr>
           <w:p>
@@ -14881,7 +15231,7 @@
         </w:tc>
         <w:tc>
           <w:tcPr>
-            <w:tcW w:type="dxa" w:w="1277"/>
+            <w:tcW w:type="dxa" w:w="1268"/>
             <w:vAlign w:val="center"/>
           </w:tcPr>
           <w:p>
@@ -14902,7 +15252,7 @@
         </w:tc>
         <w:tc>
           <w:tcPr>
-            <w:tcW w:type="dxa" w:w="1277"/>
+            <w:tcW w:type="dxa" w:w="1268"/>
             <w:vAlign w:val="center"/>
           </w:tcPr>
           <w:p>
@@ -14923,7 +15273,7 @@
         </w:tc>
         <w:tc>
           <w:tcPr>
-            <w:tcW w:type="dxa" w:w="1277"/>
+            <w:tcW w:type="dxa" w:w="1268"/>
             <w:vAlign w:val="center"/>
           </w:tcPr>
           <w:p>
@@ -14944,7 +15294,7 @@
         </w:tc>
         <w:tc>
           <w:tcPr>
-            <w:tcW w:type="dxa" w:w="1718"/>
+            <w:tcW w:type="dxa" w:w="1782"/>
             <w:vAlign w:val="center"/>
           </w:tcPr>
           <w:p>
@@ -14966,7 +15316,7 @@
       <w:tr>
         <w:tc>
           <w:tcPr>
-            <w:tcW w:type="dxa" w:w="1115"/>
+            <w:tcW w:type="dxa" w:w="1112"/>
             <w:vAlign w:val="center"/>
           </w:tcPr>
           <w:p>
@@ -14986,18 +15336,18 @@
         </w:tc>
         <w:tc>
           <w:tcPr>
-            <w:tcW w:type="dxa" w:w="1385"/>
-            <w:vAlign w:val="center"/>
-          </w:tcPr>
-          <w:p>
-            <w:pPr>
-              <w:spacing w:before="20" w:after="20"/>
-            </w:pPr>
-          </w:p>
-        </w:tc>
-        <w:tc>
-          <w:tcPr>
-            <w:tcW w:type="dxa" w:w="1587"/>
+            <w:tcW w:type="dxa" w:w="1372"/>
+            <w:vAlign w:val="center"/>
+          </w:tcPr>
+          <w:p>
+            <w:pPr>
+              <w:spacing w:before="20" w:after="20"/>
+            </w:pPr>
+          </w:p>
+        </w:tc>
+        <w:tc>
+          <w:tcPr>
+            <w:tcW w:type="dxa" w:w="1567"/>
             <w:vAlign w:val="center"/>
           </w:tcPr>
           <w:p>
@@ -15017,7 +15367,7 @@
         </w:tc>
         <w:tc>
           <w:tcPr>
-            <w:tcW w:type="dxa" w:w="1277"/>
+            <w:tcW w:type="dxa" w:w="1268"/>
             <w:vAlign w:val="center"/>
           </w:tcPr>
           <w:p>
@@ -15038,7 +15388,7 @@
         </w:tc>
         <w:tc>
           <w:tcPr>
-            <w:tcW w:type="dxa" w:w="1277"/>
+            <w:tcW w:type="dxa" w:w="1268"/>
             <w:vAlign w:val="center"/>
           </w:tcPr>
           <w:p>
@@ -15059,7 +15409,7 @@
         </w:tc>
         <w:tc>
           <w:tcPr>
-            <w:tcW w:type="dxa" w:w="1277"/>
+            <w:tcW w:type="dxa" w:w="1268"/>
             <w:vAlign w:val="center"/>
           </w:tcPr>
           <w:p>
@@ -15080,7 +15430,7 @@
         </w:tc>
         <w:tc>
           <w:tcPr>
-            <w:tcW w:type="dxa" w:w="1718"/>
+            <w:tcW w:type="dxa" w:w="1782"/>
             <w:vAlign w:val="center"/>
           </w:tcPr>
           <w:p>
@@ -15102,7 +15452,7 @@
       <w:tr>
         <w:tc>
           <w:tcPr>
-            <w:tcW w:type="dxa" w:w="1115"/>
+            <w:tcW w:type="dxa" w:w="1112"/>
             <w:vAlign w:val="center"/>
           </w:tcPr>
           <w:p>
@@ -15122,7 +15472,7 @@
         </w:tc>
         <w:tc>
           <w:tcPr>
-            <w:tcW w:type="dxa" w:w="1385"/>
+            <w:tcW w:type="dxa" w:w="1372"/>
             <w:vAlign w:val="center"/>
           </w:tcPr>
           <w:p>
@@ -15142,7 +15492,7 @@
         </w:tc>
         <w:tc>
           <w:tcPr>
-            <w:tcW w:type="dxa" w:w="1587"/>
+            <w:tcW w:type="dxa" w:w="1567"/>
             <w:vAlign w:val="center"/>
           </w:tcPr>
           <w:p>
@@ -15162,7 +15512,7 @@
         </w:tc>
         <w:tc>
           <w:tcPr>
-            <w:tcW w:type="dxa" w:w="1277"/>
+            <w:tcW w:type="dxa" w:w="1268"/>
             <w:vAlign w:val="center"/>
           </w:tcPr>
           <w:p>
@@ -15183,7 +15533,7 @@
         </w:tc>
         <w:tc>
           <w:tcPr>
-            <w:tcW w:type="dxa" w:w="1277"/>
+            <w:tcW w:type="dxa" w:w="1268"/>
             <w:vAlign w:val="center"/>
           </w:tcPr>
           <w:p>
@@ -15204,7 +15554,7 @@
         </w:tc>
         <w:tc>
           <w:tcPr>
-            <w:tcW w:type="dxa" w:w="1277"/>
+            <w:tcW w:type="dxa" w:w="1268"/>
             <w:vAlign w:val="center"/>
           </w:tcPr>
           <w:p>
@@ -15225,7 +15575,7 @@
         </w:tc>
         <w:tc>
           <w:tcPr>
-            <w:tcW w:type="dxa" w:w="1718"/>
+            <w:tcW w:type="dxa" w:w="1782"/>
             <w:vAlign w:val="center"/>
           </w:tcPr>
           <w:p>
@@ -15247,7 +15597,7 @@
       <w:tr>
         <w:tc>
           <w:tcPr>
-            <w:tcW w:type="dxa" w:w="1115"/>
+            <w:tcW w:type="dxa" w:w="1112"/>
             <w:vAlign w:val="center"/>
           </w:tcPr>
           <w:p>
@@ -15267,18 +15617,18 @@
         </w:tc>
         <w:tc>
           <w:tcPr>
-            <w:tcW w:type="dxa" w:w="1385"/>
-            <w:vAlign w:val="center"/>
-          </w:tcPr>
-          <w:p>
-            <w:pPr>
-              <w:spacing w:before="20" w:after="20"/>
-            </w:pPr>
-          </w:p>
-        </w:tc>
-        <w:tc>
-          <w:tcPr>
-            <w:tcW w:type="dxa" w:w="1587"/>
+            <w:tcW w:type="dxa" w:w="1372"/>
+            <w:vAlign w:val="center"/>
+          </w:tcPr>
+          <w:p>
+            <w:pPr>
+              <w:spacing w:before="20" w:after="20"/>
+            </w:pPr>
+          </w:p>
+        </w:tc>
+        <w:tc>
+          <w:tcPr>
+            <w:tcW w:type="dxa" w:w="1567"/>
             <w:vAlign w:val="center"/>
           </w:tcPr>
           <w:p>
@@ -15298,7 +15648,7 @@
         </w:tc>
         <w:tc>
           <w:tcPr>
-            <w:tcW w:type="dxa" w:w="1277"/>
+            <w:tcW w:type="dxa" w:w="1268"/>
             <w:vAlign w:val="center"/>
           </w:tcPr>
           <w:p>
@@ -15319,7 +15669,7 @@
         </w:tc>
         <w:tc>
           <w:tcPr>
-            <w:tcW w:type="dxa" w:w="1277"/>
+            <w:tcW w:type="dxa" w:w="1268"/>
             <w:vAlign w:val="center"/>
           </w:tcPr>
           <w:p>
@@ -15340,7 +15690,7 @@
         </w:tc>
         <w:tc>
           <w:tcPr>
-            <w:tcW w:type="dxa" w:w="1277"/>
+            <w:tcW w:type="dxa" w:w="1268"/>
             <w:vAlign w:val="center"/>
           </w:tcPr>
           <w:p>
@@ -15361,7 +15711,7 @@
         </w:tc>
         <w:tc>
           <w:tcPr>
-            <w:tcW w:type="dxa" w:w="1718"/>
+            <w:tcW w:type="dxa" w:w="1782"/>
             <w:vAlign w:val="center"/>
           </w:tcPr>
           <w:p>
@@ -15383,7 +15733,7 @@
       <w:tr>
         <w:tc>
           <w:tcPr>
-            <w:tcW w:type="dxa" w:w="1115"/>
+            <w:tcW w:type="dxa" w:w="1112"/>
             <w:vAlign w:val="center"/>
           </w:tcPr>
           <w:p>
@@ -15403,18 +15753,18 @@
         </w:tc>
         <w:tc>
           <w:tcPr>
-            <w:tcW w:type="dxa" w:w="1385"/>
-            <w:vAlign w:val="center"/>
-          </w:tcPr>
-          <w:p>
-            <w:pPr>
-              <w:spacing w:before="20" w:after="20"/>
-            </w:pPr>
-          </w:p>
-        </w:tc>
-        <w:tc>
-          <w:tcPr>
-            <w:tcW w:type="dxa" w:w="1587"/>
+            <w:tcW w:type="dxa" w:w="1372"/>
+            <w:vAlign w:val="center"/>
+          </w:tcPr>
+          <w:p>
+            <w:pPr>
+              <w:spacing w:before="20" w:after="20"/>
+            </w:pPr>
+          </w:p>
+        </w:tc>
+        <w:tc>
+          <w:tcPr>
+            <w:tcW w:type="dxa" w:w="1567"/>
             <w:vAlign w:val="center"/>
           </w:tcPr>
           <w:p>
@@ -15434,7 +15784,7 @@
         </w:tc>
         <w:tc>
           <w:tcPr>
-            <w:tcW w:type="dxa" w:w="1277"/>
+            <w:tcW w:type="dxa" w:w="1268"/>
             <w:vAlign w:val="center"/>
           </w:tcPr>
           <w:p>
@@ -15455,7 +15805,7 @@
         </w:tc>
         <w:tc>
           <w:tcPr>
-            <w:tcW w:type="dxa" w:w="1277"/>
+            <w:tcW w:type="dxa" w:w="1268"/>
             <w:vAlign w:val="center"/>
           </w:tcPr>
           <w:p>
@@ -15476,7 +15826,7 @@
         </w:tc>
         <w:tc>
           <w:tcPr>
-            <w:tcW w:type="dxa" w:w="1277"/>
+            <w:tcW w:type="dxa" w:w="1268"/>
             <w:vAlign w:val="center"/>
           </w:tcPr>
           <w:p>
@@ -15497,7 +15847,7 @@
         </w:tc>
         <w:tc>
           <w:tcPr>
-            <w:tcW w:type="dxa" w:w="1718"/>
+            <w:tcW w:type="dxa" w:w="1782"/>
             <w:vAlign w:val="center"/>
           </w:tcPr>
           <w:p>
@@ -15511,7 +15861,7 @@
                 <w:i w:val="0"/>
                 <w:sz w:val="22"/>
               </w:rPr>
-              <w:t>令和7年度の実績（住宅改修 年22件）を基礎に設定できる</w:t>
+              <w:t>令和7年度の実績（住宅改修 年33件＝介護22・予防11）を基礎に設定できる</w:t>
             </w:r>
           </w:p>
         </w:tc>
@@ -15519,7 +15869,7 @@
       <w:tr>
         <w:tc>
           <w:tcPr>
-            <w:tcW w:type="dxa" w:w="1115"/>
+            <w:tcW w:type="dxa" w:w="1112"/>
             <w:vAlign w:val="center"/>
           </w:tcPr>
           <w:p>
@@ -15539,18 +15889,18 @@
         </w:tc>
         <w:tc>
           <w:tcPr>
-            <w:tcW w:type="dxa" w:w="1385"/>
-            <w:vAlign w:val="center"/>
-          </w:tcPr>
-          <w:p>
-            <w:pPr>
-              <w:spacing w:before="20" w:after="20"/>
-            </w:pPr>
-          </w:p>
-        </w:tc>
-        <w:tc>
-          <w:tcPr>
-            <w:tcW w:type="dxa" w:w="1587"/>
+            <w:tcW w:type="dxa" w:w="1372"/>
+            <w:vAlign w:val="center"/>
+          </w:tcPr>
+          <w:p>
+            <w:pPr>
+              <w:spacing w:before="20" w:after="20"/>
+            </w:pPr>
+          </w:p>
+        </w:tc>
+        <w:tc>
+          <w:tcPr>
+            <w:tcW w:type="dxa" w:w="1567"/>
             <w:vAlign w:val="center"/>
           </w:tcPr>
           <w:p>
@@ -15570,7 +15920,7 @@
         </w:tc>
         <w:tc>
           <w:tcPr>
-            <w:tcW w:type="dxa" w:w="1277"/>
+            <w:tcW w:type="dxa" w:w="1268"/>
             <w:vAlign w:val="center"/>
           </w:tcPr>
           <w:p>
@@ -15591,7 +15941,7 @@
         </w:tc>
         <w:tc>
           <w:tcPr>
-            <w:tcW w:type="dxa" w:w="1277"/>
+            <w:tcW w:type="dxa" w:w="1268"/>
             <w:vAlign w:val="center"/>
           </w:tcPr>
           <w:p>
@@ -15612,7 +15962,7 @@
         </w:tc>
         <w:tc>
           <w:tcPr>
-            <w:tcW w:type="dxa" w:w="1277"/>
+            <w:tcW w:type="dxa" w:w="1268"/>
             <w:vAlign w:val="center"/>
           </w:tcPr>
           <w:p>
@@ -15633,7 +15983,7 @@
         </w:tc>
         <w:tc>
           <w:tcPr>
-            <w:tcW w:type="dxa" w:w="1718"/>
+            <w:tcW w:type="dxa" w:w="1782"/>
             <w:vAlign w:val="center"/>
           </w:tcPr>
           <w:p>
@@ -15647,7 +15997,7 @@
                 <w:i w:val="0"/>
                 <w:sz w:val="22"/>
               </w:rPr>
-              <w:t>同（特定福祉用具販売 年45件）</w:t>
+              <w:t>同（特定福祉用具販売 年62件＝介護45・予防17）</w:t>
             </w:r>
           </w:p>
         </w:tc>
@@ -15655,7 +16005,7 @@
       <w:tr>
         <w:tc>
           <w:tcPr>
-            <w:tcW w:type="dxa" w:w="1115"/>
+            <w:tcW w:type="dxa" w:w="1112"/>
             <w:vAlign w:val="center"/>
           </w:tcPr>
           <w:p>
@@ -15675,7 +16025,7 @@
         </w:tc>
         <w:tc>
           <w:tcPr>
-            <w:tcW w:type="dxa" w:w="1385"/>
+            <w:tcW w:type="dxa" w:w="1372"/>
             <w:vAlign w:val="center"/>
           </w:tcPr>
           <w:p>
@@ -15695,7 +16045,7 @@
         </w:tc>
         <w:tc>
           <w:tcPr>
-            <w:tcW w:type="dxa" w:w="1587"/>
+            <w:tcW w:type="dxa" w:w="1567"/>
             <w:vAlign w:val="center"/>
           </w:tcPr>
           <w:p>
@@ -15715,7 +16065,7 @@
         </w:tc>
         <w:tc>
           <w:tcPr>
-            <w:tcW w:type="dxa" w:w="1277"/>
+            <w:tcW w:type="dxa" w:w="1268"/>
             <w:vAlign w:val="center"/>
           </w:tcPr>
           <w:p>
@@ -15736,7 +16086,7 @@
         </w:tc>
         <w:tc>
           <w:tcPr>
-            <w:tcW w:type="dxa" w:w="1277"/>
+            <w:tcW w:type="dxa" w:w="1268"/>
             <w:vAlign w:val="center"/>
           </w:tcPr>
           <w:p>
@@ -15757,7 +16107,7 @@
         </w:tc>
         <w:tc>
           <w:tcPr>
-            <w:tcW w:type="dxa" w:w="1277"/>
+            <w:tcW w:type="dxa" w:w="1268"/>
             <w:vAlign w:val="center"/>
           </w:tcPr>
           <w:p>
@@ -15778,7 +16128,7 @@
         </w:tc>
         <w:tc>
           <w:tcPr>
-            <w:tcW w:type="dxa" w:w="1718"/>
+            <w:tcW w:type="dxa" w:w="1782"/>
             <w:vAlign w:val="center"/>
           </w:tcPr>
           <w:p>
@@ -15800,7 +16150,7 @@
       <w:tr>
         <w:tc>
           <w:tcPr>
-            <w:tcW w:type="dxa" w:w="1115"/>
+            <w:tcW w:type="dxa" w:w="1112"/>
             <w:vAlign w:val="center"/>
           </w:tcPr>
           <w:p>
@@ -15820,18 +16170,18 @@
         </w:tc>
         <w:tc>
           <w:tcPr>
-            <w:tcW w:type="dxa" w:w="1385"/>
-            <w:vAlign w:val="center"/>
-          </w:tcPr>
-          <w:p>
-            <w:pPr>
-              <w:spacing w:before="20" w:after="20"/>
-            </w:pPr>
-          </w:p>
-        </w:tc>
-        <w:tc>
-          <w:tcPr>
-            <w:tcW w:type="dxa" w:w="1587"/>
+            <w:tcW w:type="dxa" w:w="1372"/>
+            <w:vAlign w:val="center"/>
+          </w:tcPr>
+          <w:p>
+            <w:pPr>
+              <w:spacing w:before="20" w:after="20"/>
+            </w:pPr>
+          </w:p>
+        </w:tc>
+        <w:tc>
+          <w:tcPr>
+            <w:tcW w:type="dxa" w:w="1567"/>
             <w:vAlign w:val="center"/>
           </w:tcPr>
           <w:p>
@@ -15851,7 +16201,7 @@
         </w:tc>
         <w:tc>
           <w:tcPr>
-            <w:tcW w:type="dxa" w:w="1277"/>
+            <w:tcW w:type="dxa" w:w="1268"/>
             <w:vAlign w:val="center"/>
           </w:tcPr>
           <w:p>
@@ -15872,7 +16222,7 @@
         </w:tc>
         <w:tc>
           <w:tcPr>
-            <w:tcW w:type="dxa" w:w="1277"/>
+            <w:tcW w:type="dxa" w:w="1268"/>
             <w:vAlign w:val="center"/>
           </w:tcPr>
           <w:p>
@@ -15893,7 +16243,7 @@
         </w:tc>
         <w:tc>
           <w:tcPr>
-            <w:tcW w:type="dxa" w:w="1277"/>
+            <w:tcW w:type="dxa" w:w="1268"/>
             <w:vAlign w:val="center"/>
           </w:tcPr>
           <w:p>
@@ -15914,7 +16264,7 @@
         </w:tc>
         <w:tc>
           <w:tcPr>
-            <w:tcW w:type="dxa" w:w="1718"/>
+            <w:tcW w:type="dxa" w:w="1782"/>
             <w:vAlign w:val="center"/>
           </w:tcPr>
           <w:p>
@@ -18178,7 +18528,16 @@
           <w:i w:val="0"/>
           <w:sz w:val="24"/>
         </w:rPr>
-        <w:t>健康寿命延伸の状況（▲11.3点）は成果指標群で、要介護2以上の認定率とその変化率で判定されます。</w:t>
+        <w:t>健康寿命延伸の実現状況（▲11.3点）は成果指標群で、要介護2以上の認定率（令和7年1月）とその変化率を、性・年齢調整のうえ全保険者の中で相対評価するものです。</w:t>
+      </w:r>
+      <w:r>
+        <w:rPr>
+          <w:rFonts w:ascii="BIZ UDPゴシック" w:hAnsi="BIZ UDPゴシック" w:eastAsia="BIZ UDPゴシック"/>
+          <w:b/>
+          <w:i w:val="0"/>
+          <w:sz w:val="24"/>
+        </w:rPr>
+        <w:t>本町は上位7割に入らず0点です。</w:t>
       </w:r>
       <w:r>
         <w:rPr>
@@ -18187,7 +18546,7 @@
           <w:i w:val="0"/>
           <w:sz w:val="24"/>
         </w:rPr>
-        <w:t>本町の認定率は性・年齢調整後の地域差指数で1.24と全国平均を24％上回り、</w:t>
+        <w:t>本町の認定率は性・年齢調整後の地域差指数で1.24と全国平均を24％上回り</w:t>
       </w:r>
       <w:r>
         <w:rPr>
@@ -18196,7 +18555,16 @@
           <w:i w:val="0"/>
           <w:sz w:val="24"/>
         </w:rPr>
-        <w:t>県内2位の高さです。</w:t>
+        <w:t>県内2位の高さ</w:t>
+      </w:r>
+      <w:r>
+        <w:rPr>
+          <w:rFonts w:ascii="BIZ UDPゴシック" w:hAnsi="BIZ UDPゴシック" w:eastAsia="BIZ UDPゴシック"/>
+          <w:b w:val="0"/>
+          <w:i w:val="0"/>
+          <w:sz w:val="24"/>
+        </w:rPr>
+        <w:t>で、この0点とは整合します（両者は出所も期間も異なる別の統計です）。</w:t>
       </w:r>
       <w:r>
         <w:rPr>
@@ -18805,14 +19173,14 @@
         </w:tblCellMar>
       </w:tblPr>
       <w:tblGrid>
-        <w:gridCol w:w="1422"/>
-        <w:gridCol w:w="3421"/>
-        <w:gridCol w:w="4795"/>
+        <w:gridCol w:w="1404"/>
+        <w:gridCol w:w="3317"/>
+        <w:gridCol w:w="4916"/>
       </w:tblGrid>
       <w:tr>
         <w:tc>
           <w:tcPr>
-            <w:tcW w:type="dxa" w:w="1422"/>
+            <w:tcW w:type="dxa" w:w="1404"/>
             <w:shd w:val="clear" w:fill="1F3864"/>
             <w:vAlign w:val="center"/>
           </w:tcPr>
@@ -18835,7 +19203,7 @@
         </w:tc>
         <w:tc>
           <w:tcPr>
-            <w:tcW w:type="dxa" w:w="3421"/>
+            <w:tcW w:type="dxa" w:w="3317"/>
             <w:shd w:val="clear" w:fill="1F3864"/>
             <w:vAlign w:val="center"/>
           </w:tcPr>
@@ -18858,7 +19226,7 @@
         </w:tc>
         <w:tc>
           <w:tcPr>
-            <w:tcW w:type="dxa" w:w="4795"/>
+            <w:tcW w:type="dxa" w:w="4916"/>
             <w:shd w:val="clear" w:fill="1F3864"/>
             <w:vAlign w:val="center"/>
           </w:tcPr>
@@ -18883,7 +19251,7 @@
       <w:tr>
         <w:tc>
           <w:tcPr>
-            <w:tcW w:type="dxa" w:w="1422"/>
+            <w:tcW w:type="dxa" w:w="1404"/>
             <w:vAlign w:val="center"/>
           </w:tcPr>
           <w:p>
@@ -18903,7 +19271,7 @@
         </w:tc>
         <w:tc>
           <w:tcPr>
-            <w:tcW w:type="dxa" w:w="3421"/>
+            <w:tcW w:type="dxa" w:w="3317"/>
             <w:vAlign w:val="center"/>
           </w:tcPr>
           <w:p>
@@ -18923,7 +19291,7 @@
         </w:tc>
         <w:tc>
           <w:tcPr>
-            <w:tcW w:type="dxa" w:w="4795"/>
+            <w:tcW w:type="dxa" w:w="4916"/>
             <w:vAlign w:val="center"/>
           </w:tcPr>
           <w:p>
@@ -18945,7 +19313,7 @@
       <w:tr>
         <w:tc>
           <w:tcPr>
-            <w:tcW w:type="dxa" w:w="1422"/>
+            <w:tcW w:type="dxa" w:w="1404"/>
             <w:vAlign w:val="center"/>
           </w:tcPr>
           <w:p>
@@ -18965,7 +19333,7 @@
         </w:tc>
         <w:tc>
           <w:tcPr>
-            <w:tcW w:type="dxa" w:w="3421"/>
+            <w:tcW w:type="dxa" w:w="3317"/>
             <w:vAlign w:val="center"/>
           </w:tcPr>
           <w:p>
@@ -18985,7 +19353,7 @@
         </w:tc>
         <w:tc>
           <w:tcPr>
-            <w:tcW w:type="dxa" w:w="4795"/>
+            <w:tcW w:type="dxa" w:w="4916"/>
             <w:vAlign w:val="center"/>
           </w:tcPr>
           <w:p>
@@ -19007,7 +19375,7 @@
       <w:tr>
         <w:tc>
           <w:tcPr>
-            <w:tcW w:type="dxa" w:w="1422"/>
+            <w:tcW w:type="dxa" w:w="1404"/>
             <w:vAlign w:val="center"/>
           </w:tcPr>
           <w:p>
@@ -19027,7 +19395,7 @@
         </w:tc>
         <w:tc>
           <w:tcPr>
-            <w:tcW w:type="dxa" w:w="3421"/>
+            <w:tcW w:type="dxa" w:w="3317"/>
             <w:vAlign w:val="center"/>
           </w:tcPr>
           <w:p>
@@ -19047,7 +19415,7 @@
         </w:tc>
         <w:tc>
           <w:tcPr>
-            <w:tcW w:type="dxa" w:w="4795"/>
+            <w:tcW w:type="dxa" w:w="4916"/>
             <w:vAlign w:val="center"/>
           </w:tcPr>
           <w:p>
@@ -19069,7 +19437,7 @@
       <w:tr>
         <w:tc>
           <w:tcPr>
-            <w:tcW w:type="dxa" w:w="1422"/>
+            <w:tcW w:type="dxa" w:w="1404"/>
             <w:vAlign w:val="center"/>
           </w:tcPr>
           <w:p>
@@ -19089,7 +19457,7 @@
         </w:tc>
         <w:tc>
           <w:tcPr>
-            <w:tcW w:type="dxa" w:w="3421"/>
+            <w:tcW w:type="dxa" w:w="3317"/>
             <w:vAlign w:val="center"/>
           </w:tcPr>
           <w:p>
@@ -19109,7 +19477,7 @@
         </w:tc>
         <w:tc>
           <w:tcPr>
-            <w:tcW w:type="dxa" w:w="4795"/>
+            <w:tcW w:type="dxa" w:w="4916"/>
             <w:vAlign w:val="center"/>
           </w:tcPr>
           <w:p>
@@ -19131,7 +19499,7 @@
       <w:tr>
         <w:tc>
           <w:tcPr>
-            <w:tcW w:type="dxa" w:w="1422"/>
+            <w:tcW w:type="dxa" w:w="1404"/>
             <w:vAlign w:val="center"/>
           </w:tcPr>
           <w:p>
@@ -19151,7 +19519,7 @@
         </w:tc>
         <w:tc>
           <w:tcPr>
-            <w:tcW w:type="dxa" w:w="3421"/>
+            <w:tcW w:type="dxa" w:w="3317"/>
             <w:vAlign w:val="center"/>
           </w:tcPr>
           <w:p>
@@ -19171,7 +19539,7 @@
         </w:tc>
         <w:tc>
           <w:tcPr>
-            <w:tcW w:type="dxa" w:w="4795"/>
+            <w:tcW w:type="dxa" w:w="4916"/>
             <w:vAlign w:val="center"/>
           </w:tcPr>
           <w:p>
@@ -19193,7 +19561,7 @@
       <w:tr>
         <w:tc>
           <w:tcPr>
-            <w:tcW w:type="dxa" w:w="1422"/>
+            <w:tcW w:type="dxa" w:w="1404"/>
             <w:vAlign w:val="center"/>
           </w:tcPr>
           <w:p>
@@ -19213,7 +19581,7 @@
         </w:tc>
         <w:tc>
           <w:tcPr>
-            <w:tcW w:type="dxa" w:w="3421"/>
+            <w:tcW w:type="dxa" w:w="3317"/>
             <w:vAlign w:val="center"/>
           </w:tcPr>
           <w:p>
@@ -19233,7 +19601,7 @@
         </w:tc>
         <w:tc>
           <w:tcPr>
-            <w:tcW w:type="dxa" w:w="4795"/>
+            <w:tcW w:type="dxa" w:w="4916"/>
             <w:vAlign w:val="center"/>
           </w:tcPr>
           <w:p>
@@ -19255,7 +19623,7 @@
       <w:tr>
         <w:tc>
           <w:tcPr>
-            <w:tcW w:type="dxa" w:w="1422"/>
+            <w:tcW w:type="dxa" w:w="1404"/>
             <w:vAlign w:val="center"/>
           </w:tcPr>
           <w:p>
@@ -19275,7 +19643,7 @@
         </w:tc>
         <w:tc>
           <w:tcPr>
-            <w:tcW w:type="dxa" w:w="3421"/>
+            <w:tcW w:type="dxa" w:w="3317"/>
             <w:vAlign w:val="center"/>
           </w:tcPr>
           <w:p>
@@ -19295,7 +19663,7 @@
         </w:tc>
         <w:tc>
           <w:tcPr>
-            <w:tcW w:type="dxa" w:w="4795"/>
+            <w:tcW w:type="dxa" w:w="4916"/>
             <w:vAlign w:val="center"/>
           </w:tcPr>
           <w:p>
@@ -19317,7 +19685,7 @@
       <w:tr>
         <w:tc>
           <w:tcPr>
-            <w:tcW w:type="dxa" w:w="1422"/>
+            <w:tcW w:type="dxa" w:w="1404"/>
             <w:vAlign w:val="center"/>
           </w:tcPr>
           <w:p>
@@ -19337,7 +19705,131 @@
         </w:tc>
         <w:tc>
           <w:tcPr>
-            <w:tcW w:type="dxa" w:w="3421"/>
+            <w:tcW w:type="dxa" w:w="3317"/>
+            <w:vAlign w:val="center"/>
+          </w:tcPr>
+          <w:p>
+            <w:pPr>
+              <w:spacing w:before="20" w:after="20"/>
+            </w:pPr>
+            <w:r>
+              <w:rPr>
+                <w:rFonts w:ascii="BIZ UDPゴシック" w:hAnsi="BIZ UDPゴシック" w:eastAsia="BIZ UDPゴシック"/>
+                <w:b/>
+                <w:i w:val="0"/>
+                <w:sz w:val="22"/>
+              </w:rPr>
+              <w:t>介護給付費適正化方策と、その評価指標を定めた文書</w:t>
+            </w:r>
+          </w:p>
+        </w:tc>
+        <w:tc>
+          <w:tcPr>
+            <w:tcW w:type="dxa" w:w="4916"/>
+            <w:vAlign w:val="center"/>
+          </w:tcPr>
+          <w:p>
+            <w:pPr>
+              <w:spacing w:before="20" w:after="20"/>
+            </w:pPr>
+            <w:r>
+              <w:rPr>
+                <w:rFonts w:ascii="BIZ UDPゴシック" w:hAnsi="BIZ UDPゴシック" w:eastAsia="BIZ UDPゴシック"/>
+                <w:b/>
+                <w:i w:val="0"/>
+                <w:sz w:val="22"/>
+              </w:rPr>
+              <w:t>第9期計画本文には評価指標の記載がありません。指標1イ（8点）の根拠となっている文書をご教示ください</w:t>
+            </w:r>
+          </w:p>
+        </w:tc>
+      </w:tr>
+      <w:tr>
+        <w:tc>
+          <w:tcPr>
+            <w:tcW w:type="dxa" w:w="1404"/>
+            <w:vAlign w:val="center"/>
+          </w:tcPr>
+          <w:p>
+            <w:pPr>
+              <w:spacing w:before="20" w:after="20"/>
+            </w:pPr>
+            <w:r>
+              <w:rPr>
+                <w:rFonts w:ascii="BIZ UDPゴシック" w:hAnsi="BIZ UDPゴシック" w:eastAsia="BIZ UDPゴシック"/>
+                <w:b/>
+                <w:i w:val="0"/>
+                <w:sz w:val="22"/>
+              </w:rPr>
+              <w:t>資料</w:t>
+            </w:r>
+          </w:p>
+        </w:tc>
+        <w:tc>
+          <w:tcPr>
+            <w:tcW w:type="dxa" w:w="3317"/>
+            <w:vAlign w:val="center"/>
+          </w:tcPr>
+          <w:p>
+            <w:pPr>
+              <w:spacing w:before="20" w:after="20"/>
+            </w:pPr>
+            <w:r>
+              <w:rPr>
+                <w:rFonts w:ascii="BIZ UDPゴシック" w:hAnsi="BIZ UDPゴシック" w:eastAsia="BIZ UDPゴシック"/>
+                <w:b/>
+                <w:i w:val="0"/>
+                <w:sz w:val="22"/>
+              </w:rPr>
+              <w:t>広域連合分の該当状況調査票集計表</w:t>
+            </w:r>
+          </w:p>
+        </w:tc>
+        <w:tc>
+          <w:tcPr>
+            <w:tcW w:type="dxa" w:w="4916"/>
+            <w:vAlign w:val="center"/>
+          </w:tcPr>
+          <w:p>
+            <w:pPr>
+              <w:spacing w:before="20" w:after="20"/>
+            </w:pPr>
+            <w:r>
+              <w:rPr>
+                <w:rFonts w:ascii="BIZ UDPゴシック" w:hAnsi="BIZ UDPゴシック" w:eastAsia="BIZ UDPゴシック"/>
+                <w:b/>
+                <w:i w:val="0"/>
+                <w:sz w:val="22"/>
+              </w:rPr>
+              <w:t>受領したのは市町村分のみです。公表順位の母数（1,741保険者）での位置を出すために要ります</w:t>
+            </w:r>
+          </w:p>
+        </w:tc>
+      </w:tr>
+      <w:tr>
+        <w:tc>
+          <w:tcPr>
+            <w:tcW w:type="dxa" w:w="1404"/>
+            <w:vAlign w:val="center"/>
+          </w:tcPr>
+          <w:p>
+            <w:pPr>
+              <w:spacing w:before="20" w:after="20"/>
+            </w:pPr>
+            <w:r>
+              <w:rPr>
+                <w:rFonts w:ascii="BIZ UDPゴシック" w:hAnsi="BIZ UDPゴシック" w:eastAsia="BIZ UDPゴシック"/>
+                <w:b/>
+                <w:i w:val="0"/>
+                <w:sz w:val="22"/>
+              </w:rPr>
+              <w:t>資料</w:t>
+            </w:r>
+          </w:p>
+        </w:tc>
+        <w:tc>
+          <w:tcPr>
+            <w:tcW w:type="dxa" w:w="3317"/>
             <w:vAlign w:val="center"/>
           </w:tcPr>
           <w:p>
@@ -19357,7 +19849,7 @@
         </w:tc>
         <w:tc>
           <w:tcPr>
-            <w:tcW w:type="dxa" w:w="4795"/>
+            <w:tcW w:type="dxa" w:w="4916"/>
             <w:vAlign w:val="center"/>
           </w:tcPr>
           <w:p>

--- a/小野町_引継ぎ_整理済/21_給付適正化・交付金/小野町_給付適正化と交付金の取りまとめ_20260928.docx
+++ b/小野町_引継ぎ_整理済/21_給付適正化・交付金/小野町_給付適正化と交付金の取りまとめ_20260928.docx
@@ -18555,7 +18555,7 @@
           <w:i w:val="0"/>
           <w:sz w:val="24"/>
         </w:rPr>
-        <w:t>県内2位の高さ</w:t>
+        <w:t>県内でも高い方にあり</w:t>
       </w:r>
       <w:r>
         <w:rPr>
@@ -18564,7 +18564,7 @@
           <w:i w:val="0"/>
           <w:sz w:val="24"/>
         </w:rPr>
-        <w:t>で、この0点とは整合します（両者は出所も期間も異なる別の統計です）。</w:t>
+        <w:t>（令和7年3月末の合計認定率26.8％は県内2位）、この0点とは整合します（両者は出所も期間も異なる別の統計です）。</w:t>
       </w:r>
       <w:r>
         <w:rPr>

--- a/小野町_引継ぎ_整理済/21_給付適正化・交付金/小野町_給付適正化と交付金の取りまとめ_20260928.docx
+++ b/小野町_引継ぎ_整理済/21_給付適正化・交付金/小野町_給付適正化と交付金の取りまとめ_20260928.docx
@@ -1315,17 +1315,16 @@
         <w:tabs>
           <w:tab w:pos="9638" w:val="right" w:leader="dot"/>
         </w:tabs>
-        <w:spacing w:before="20" w:after="20" w:line="252" w:lineRule="auto"/>
-        <w:ind w:left="0"/>
+        <w:spacing w:before="0" w:after="0" w:line="252" w:lineRule="auto"/>
+        <w:ind w:left="510"/>
       </w:pPr>
       <w:hyperlink w:anchor="_Toc_021">
         <w:r>
           <w:rPr>
             <w:rFonts w:ascii="BIZ UDPゴシック" w:hAnsi="BIZ UDPゴシック" w:eastAsia="BIZ UDPゴシック"/>
-            <w:b/>
-            <w:sz w:val="22"/>
+            <w:sz w:val="20"/>
           </w:rPr>
-          <w:t xml:space="preserve">6　介護人材の活動指標群が0点</w:t>
+          <w:t xml:space="preserve">(4)　活動指標群　―　入院時は上位1割、退院時は上位7割にも入っていない</w:t>
         </w:r>
         <w:r>
           <w:rPr>
@@ -1358,7 +1357,6 @@
         <w:r>
           <w:rPr>
             <w:rFonts w:ascii="BIZ UDPゴシック" w:hAnsi="BIZ UDPゴシック" w:eastAsia="BIZ UDPゴシック"/>
-            <w:b/>
             <w:sz w:val="20"/>
           </w:rPr>
           <w:t xml:space="preserve">－</w:t>
@@ -1387,7 +1385,7 @@
             <w:b/>
             <w:sz w:val="22"/>
           </w:rPr>
-          <w:t xml:space="preserve">7　第10期で打つ手</w:t>
+          <w:t xml:space="preserve">6　介護人材の活動指標群が0点</w:t>
         </w:r>
         <w:r>
           <w:rPr>
@@ -1439,16 +1437,17 @@
         <w:tabs>
           <w:tab w:pos="9638" w:val="right" w:leader="dot"/>
         </w:tabs>
-        <w:spacing w:before="0" w:after="0" w:line="252" w:lineRule="auto"/>
-        <w:ind w:left="510"/>
+        <w:spacing w:before="20" w:after="20" w:line="252" w:lineRule="auto"/>
+        <w:ind w:left="0"/>
       </w:pPr>
       <w:hyperlink w:anchor="_Toc_023">
         <w:r>
           <w:rPr>
             <w:rFonts w:ascii="BIZ UDPゴシック" w:hAnsi="BIZ UDPゴシック" w:eastAsia="BIZ UDPゴシック"/>
-            <w:sz w:val="20"/>
+            <w:b/>
+            <w:sz w:val="22"/>
           </w:rPr>
-          <w:t xml:space="preserve">(1)　給付適正化計画の位置づけ（3案）</w:t>
+          <w:t xml:space="preserve">7　第10期で打つ手</w:t>
         </w:r>
         <w:r>
           <w:rPr>
@@ -1481,6 +1480,7 @@
         <w:r>
           <w:rPr>
             <w:rFonts w:ascii="BIZ UDPゴシック" w:hAnsi="BIZ UDPゴシック" w:eastAsia="BIZ UDPゴシック"/>
+            <w:b/>
             <w:sz w:val="20"/>
           </w:rPr>
           <w:t xml:space="preserve">－</w:t>
@@ -1508,7 +1508,7 @@
             <w:rFonts w:ascii="BIZ UDPゴシック" w:hAnsi="BIZ UDPゴシック" w:eastAsia="BIZ UDPゴシック"/>
             <w:sz w:val="20"/>
           </w:rPr>
-          <w:t xml:space="preserve">(2)　主要3事業の毎年度の定量的な目標（案）</w:t>
+          <w:t xml:space="preserve">(1)　給付適正化計画の位置づけ（3案）</w:t>
         </w:r>
         <w:r>
           <w:rPr>
@@ -1568,7 +1568,7 @@
             <w:rFonts w:ascii="BIZ UDPゴシック" w:hAnsi="BIZ UDPゴシック" w:eastAsia="BIZ UDPゴシック"/>
             <w:sz w:val="20"/>
           </w:rPr>
-          <w:t xml:space="preserve">(3)　全国平均に届いていない指標</w:t>
+          <w:t xml:space="preserve">(2)　主要3事業の毎年度の定量的な目標（案）</w:t>
         </w:r>
         <w:r>
           <w:rPr>
@@ -1619,10 +1619,70 @@
         <w:tabs>
           <w:tab w:pos="9638" w:val="right" w:leader="dot"/>
         </w:tabs>
+        <w:spacing w:before="0" w:after="0" w:line="252" w:lineRule="auto"/>
+        <w:ind w:left="510"/>
+      </w:pPr>
+      <w:hyperlink w:anchor="_Toc_026">
+        <w:r>
+          <w:rPr>
+            <w:rFonts w:ascii="BIZ UDPゴシック" w:hAnsi="BIZ UDPゴシック" w:eastAsia="BIZ UDPゴシック"/>
+            <w:sz w:val="20"/>
+          </w:rPr>
+          <w:t xml:space="preserve">(3)　全国平均に届いていない指標</w:t>
+        </w:r>
+        <w:r>
+          <w:rPr>
+            <w:rFonts w:ascii="BIZ UDPゴシック" w:hAnsi="BIZ UDPゴシック" w:eastAsia="BIZ UDPゴシック"/>
+            <w:sz w:val="20"/>
+          </w:rPr>
+          <w:tab/>
+        </w:r>
+        <w:r>
+          <w:rPr>
+            <w:rFonts w:ascii="BIZ UDPゴシック" w:hAnsi="BIZ UDPゴシック" w:eastAsia="BIZ UDPゴシック"/>
+            <w:sz w:val="20"/>
+          </w:rPr>
+          <w:fldChar w:fldCharType="begin"/>
+        </w:r>
+        <w:r>
+          <w:rPr>
+            <w:rFonts w:ascii="BIZ UDPゴシック" w:hAnsi="BIZ UDPゴシック" w:eastAsia="BIZ UDPゴシック"/>
+            <w:sz w:val="20"/>
+          </w:rPr>
+          <w:instrText xml:space="preserve"> PAGEREF _Toc_026 \h </w:instrText>
+        </w:r>
+        <w:r>
+          <w:rPr>
+            <w:rFonts w:ascii="BIZ UDPゴシック" w:hAnsi="BIZ UDPゴシック" w:eastAsia="BIZ UDPゴシック"/>
+            <w:sz w:val="20"/>
+          </w:rPr>
+          <w:fldChar w:fldCharType="separate"/>
+        </w:r>
+        <w:r>
+          <w:rPr>
+            <w:rFonts w:ascii="BIZ UDPゴシック" w:hAnsi="BIZ UDPゴシック" w:eastAsia="BIZ UDPゴシック"/>
+            <w:sz w:val="20"/>
+          </w:rPr>
+          <w:t xml:space="preserve">－</w:t>
+        </w:r>
+        <w:r>
+          <w:rPr>
+            <w:rFonts w:ascii="BIZ UDPゴシック" w:hAnsi="BIZ UDPゴシック" w:eastAsia="BIZ UDPゴシック"/>
+            <w:sz w:val="20"/>
+          </w:rPr>
+          <w:fldChar w:fldCharType="end"/>
+        </w:r>
+      </w:hyperlink>
+    </w:p>
+    <w:p>
+      <w:pPr>
+        <w:tabs>
+          <w:tab w:pos="9638" w:val="right" w:leader="dot"/>
+        </w:tabs>
         <w:spacing w:before="20" w:after="20" w:line="252" w:lineRule="auto"/>
         <w:ind w:left="0"/>
       </w:pPr>
-      <w:hyperlink w:anchor="_Toc_026">
+      <w:hyperlink w:anchor="_Toc_027">
         <w:r>
           <w:rPr>
             <w:rFonts w:ascii="BIZ UDPゴシック" w:hAnsi="BIZ UDPゴシック" w:eastAsia="BIZ UDPゴシック"/>
@@ -1650,7 +1710,7 @@
             <w:rFonts w:ascii="BIZ UDPゴシック" w:hAnsi="BIZ UDPゴシック" w:eastAsia="BIZ UDPゴシック"/>
             <w:sz w:val="20"/>
           </w:rPr>
-          <w:instrText xml:space="preserve"> PAGEREF _Toc_026 \h </w:instrText>
+          <w:instrText xml:space="preserve"> PAGEREF _Toc_027 \h </w:instrText>
         </w:r>
         <w:r>
           <w:rPr>
@@ -1684,7 +1744,7 @@
         <w:spacing w:before="20" w:after="20" w:line="252" w:lineRule="auto"/>
         <w:ind w:left="0"/>
       </w:pPr>
-      <w:hyperlink w:anchor="_Toc_027">
+      <w:hyperlink w:anchor="_Toc_028">
         <w:r>
           <w:rPr>
             <w:rFonts w:ascii="BIZ UDPゴシック" w:hAnsi="BIZ UDPゴシック" w:eastAsia="BIZ UDPゴシック"/>
@@ -1712,7 +1772,7 @@
             <w:rFonts w:ascii="BIZ UDPゴシック" w:hAnsi="BIZ UDPゴシック" w:eastAsia="BIZ UDPゴシック"/>
             <w:sz w:val="20"/>
           </w:rPr>
-          <w:instrText xml:space="preserve"> PAGEREF _Toc_027 \h </w:instrText>
+          <w:instrText xml:space="preserve"> PAGEREF _Toc_028 \h </w:instrText>
         </w:r>
         <w:r>
           <w:rPr>
@@ -13372,9 +13432,713 @@
     <w:p>
       <w:pPr>
         <w:keepNext/>
+        <w:spacing w:before="280" w:after="120"/>
+      </w:pPr>
+      <w:bookmarkStart w:id="121" w:name="_Toc_021"/>
+      <w:r>
+        <w:rPr>
+          <w:rFonts w:ascii="BIZ UDPゴシック" w:hAnsi="BIZ UDPゴシック" w:eastAsia="BIZ UDPゴシック"/>
+          <w:b/>
+          <w:i w:val="0"/>
+          <w:color w:val="2E74B5"/>
+          <w:sz w:val="28"/>
+        </w:rPr>
+        <w:t>(4)　活動指標群　―　入院時は上位1割、退院時は上位7割にも入っていない</w:t>
+      </w:r>
+      <w:bookmarkEnd w:id="121"/>
+    </w:p>
+    <w:p>
+      <w:pPr>
+        <w:spacing w:before="60" w:after="60"/>
+      </w:pPr>
+      <w:r>
+        <w:rPr>
+          <w:rFonts w:ascii="BIZ UDPゴシック" w:hAnsi="BIZ UDPゴシック" w:eastAsia="BIZ UDPゴシック"/>
+          <w:b/>
+          <w:i w:val="0"/>
+          <w:sz w:val="24"/>
+        </w:rPr>
+        <w:t>支援Ⅲの失点45点のうち、20点は活動指標群（配点32点）です。</w:t>
+      </w:r>
+      <w:r>
+        <w:rPr>
+          <w:rFonts w:ascii="BIZ UDPゴシック" w:hAnsi="BIZ UDPゴシック" w:eastAsia="BIZ UDPゴシック"/>
+          <w:b/>
+          <w:i w:val="0"/>
+          <w:sz w:val="24"/>
+        </w:rPr>
+        <w:t>活動指標群は令和6年度の実績を全保険者の中で相対評価するもので、計画に書いても直ちには動きません。</w:t>
+      </w:r>
+      <w:r>
+        <w:rPr>
+          <w:rFonts w:ascii="BIZ UDPゴシック" w:hAnsi="BIZ UDPゴシック" w:eastAsia="BIZ UDPゴシック"/>
+          <w:b/>
+          <w:i w:val="0"/>
+          <w:sz w:val="24"/>
+        </w:rPr>
+        <w:t>ただし、どこがどう足りないかははっきりしています。</w:t>
+      </w:r>
+    </w:p>
+    <w:tbl>
+      <w:tblPr>
+        <w:tblW w:type="auto" w:w="0"/>
+        <w:jc w:val="center"/>
+        <w:tblLayout w:type="fixed"/>
+        <w:tblLook w:firstColumn="1" w:firstRow="1" w:lastColumn="0" w:lastRow="0" w:noHBand="0" w:noVBand="1" w:val="04A0"/>
+        <w:tblBorders>
+          <w:top w:val="single" w:sz="6" w:space="0" w:color="2E75B6"/>
+          <w:left w:val="single" w:sz="4" w:space="0" w:color="BFBFBF"/>
+          <w:bottom w:val="single" w:sz="6" w:space="0" w:color="2E75B6"/>
+          <w:right w:val="single" w:sz="4" w:space="0" w:color="BFBFBF"/>
+          <w:insideH w:val="single" w:sz="4" w:space="0" w:color="BFBFBF"/>
+          <w:insideV w:val="single" w:sz="4" w:space="0" w:color="BFBFBF"/>
+        </w:tblBorders>
+        <w:tblCellMar>
+          <w:left w:w="10" w:type="dxa"/>
+          <w:right w:w="10" w:type="dxa"/>
+        </w:tblCellMar>
+      </w:tblPr>
+      <w:tblGrid>
+        <w:gridCol w:w="2027"/>
+        <w:gridCol w:w="1282"/>
+        <w:gridCol w:w="2858"/>
+        <w:gridCol w:w="2189"/>
+        <w:gridCol w:w="1282"/>
+      </w:tblGrid>
+      <w:tr>
+        <w:tc>
+          <w:tcPr>
+            <w:tcW w:type="dxa" w:w="2027"/>
+            <w:shd w:val="clear" w:fill="1F3864"/>
+            <w:vAlign w:val="center"/>
+          </w:tcPr>
+          <w:p>
+            <w:pPr>
+              <w:spacing w:before="20" w:after="20"/>
+              <w:jc w:val="center"/>
+            </w:pPr>
+            <w:r>
+              <w:rPr>
+                <w:rFonts w:ascii="BIZ UDPゴシック" w:hAnsi="BIZ UDPゴシック" w:eastAsia="BIZ UDPゴシック"/>
+                <w:b/>
+                <w:i w:val="0"/>
+                <w:color w:val="FFFFFF"/>
+                <w:sz w:val="22"/>
+              </w:rPr>
+              <w:t>評価指標</w:t>
+            </w:r>
+          </w:p>
+        </w:tc>
+        <w:tc>
+          <w:tcPr>
+            <w:tcW w:type="dxa" w:w="1282"/>
+            <w:shd w:val="clear" w:fill="1F3864"/>
+            <w:vAlign w:val="center"/>
+          </w:tcPr>
+          <w:p>
+            <w:pPr>
+              <w:spacing w:before="20" w:after="20"/>
+              <w:jc w:val="center"/>
+            </w:pPr>
+            <w:r>
+              <w:rPr>
+                <w:rFonts w:ascii="BIZ UDPゴシック" w:hAnsi="BIZ UDPゴシック" w:eastAsia="BIZ UDPゴシック"/>
+                <w:b/>
+                <w:i w:val="0"/>
+                <w:color w:val="FFFFFF"/>
+                <w:sz w:val="22"/>
+              </w:rPr>
+              <w:t>枝番</w:t>
+            </w:r>
+          </w:p>
+        </w:tc>
+        <w:tc>
+          <w:tcPr>
+            <w:tcW w:type="dxa" w:w="2858"/>
+            <w:shd w:val="clear" w:fill="1F3864"/>
+            <w:vAlign w:val="center"/>
+          </w:tcPr>
+          <w:p>
+            <w:pPr>
+              <w:spacing w:before="20" w:after="20"/>
+              <w:jc w:val="center"/>
+            </w:pPr>
+            <w:r>
+              <w:rPr>
+                <w:rFonts w:ascii="BIZ UDPゴシック" w:hAnsi="BIZ UDPゴシック" w:eastAsia="BIZ UDPゴシック"/>
+                <w:b/>
+                <w:i w:val="0"/>
+                <w:color w:val="FFFFFF"/>
+                <w:sz w:val="22"/>
+              </w:rPr>
+              <w:t>内容</w:t>
+            </w:r>
+          </w:p>
+        </w:tc>
+        <w:tc>
+          <w:tcPr>
+            <w:tcW w:type="dxa" w:w="2189"/>
+            <w:shd w:val="clear" w:fill="1F3864"/>
+            <w:vAlign w:val="center"/>
+          </w:tcPr>
+          <w:p>
+            <w:pPr>
+              <w:spacing w:before="20" w:after="20"/>
+              <w:jc w:val="center"/>
+            </w:pPr>
+            <w:r>
+              <w:rPr>
+                <w:rFonts w:ascii="BIZ UDPゴシック" w:hAnsi="BIZ UDPゴシック" w:eastAsia="BIZ UDPゴシック"/>
+                <w:b/>
+                <w:i w:val="0"/>
+                <w:color w:val="FFFFFF"/>
+                <w:sz w:val="22"/>
+              </w:rPr>
+              <w:t>小野町</w:t>
+            </w:r>
+          </w:p>
+        </w:tc>
+        <w:tc>
+          <w:tcPr>
+            <w:tcW w:type="dxa" w:w="1282"/>
+            <w:shd w:val="clear" w:fill="1F3864"/>
+            <w:vAlign w:val="center"/>
+          </w:tcPr>
+          <w:p>
+            <w:pPr>
+              <w:spacing w:before="20" w:after="20"/>
+              <w:jc w:val="center"/>
+            </w:pPr>
+            <w:r>
+              <w:rPr>
+                <w:rFonts w:ascii="BIZ UDPゴシック" w:hAnsi="BIZ UDPゴシック" w:eastAsia="BIZ UDPゴシック"/>
+                <w:b/>
+                <w:i w:val="0"/>
+                <w:color w:val="FFFFFF"/>
+                <w:sz w:val="22"/>
+              </w:rPr>
+              <w:t>配点</w:t>
+            </w:r>
+          </w:p>
+        </w:tc>
+      </w:tr>
+      <w:tr>
+        <w:tc>
+          <w:tcPr>
+            <w:tcW w:type="dxa" w:w="2027"/>
+            <w:vAlign w:val="center"/>
+          </w:tcPr>
+          <w:p>
+            <w:pPr>
+              <w:spacing w:before="20" w:after="20"/>
+            </w:pPr>
+            <w:r>
+              <w:rPr>
+                <w:rFonts w:ascii="BIZ UDPゴシック" w:hAnsi="BIZ UDPゴシック" w:eastAsia="BIZ UDPゴシック"/>
+                <w:b/>
+                <w:i w:val="0"/>
+                <w:sz w:val="22"/>
+              </w:rPr>
+              <w:t>入退院支援の実施状況</w:t>
+            </w:r>
+          </w:p>
+        </w:tc>
+        <w:tc>
+          <w:tcPr>
+            <w:tcW w:type="dxa" w:w="1282"/>
+            <w:vAlign w:val="center"/>
+          </w:tcPr>
+          <w:p>
+            <w:pPr>
+              <w:spacing w:before="20" w:after="20"/>
+            </w:pPr>
+            <w:r>
+              <w:rPr>
+                <w:rFonts w:ascii="BIZ UDPゴシック" w:hAnsi="BIZ UDPゴシック" w:eastAsia="BIZ UDPゴシック"/>
+                <w:b/>
+                <w:i w:val="0"/>
+                <w:sz w:val="22"/>
+              </w:rPr>
+              <w:t>ア</w:t>
+            </w:r>
+          </w:p>
+        </w:tc>
+        <w:tc>
+          <w:tcPr>
+            <w:tcW w:type="dxa" w:w="2858"/>
+            <w:vAlign w:val="center"/>
+          </w:tcPr>
+          <w:p>
+            <w:pPr>
+              <w:spacing w:before="20" w:after="20"/>
+            </w:pPr>
+            <w:r>
+              <w:rPr>
+                <w:rFonts w:ascii="BIZ UDPゴシック" w:hAnsi="BIZ UDPゴシック" w:eastAsia="BIZ UDPゴシック"/>
+                <w:b/>
+                <w:i w:val="0"/>
+                <w:sz w:val="22"/>
+              </w:rPr>
+              <w:t>入院時情報連携加算算定者数割合（要介護認定者数における割合）</w:t>
+            </w:r>
+          </w:p>
+        </w:tc>
+        <w:tc>
+          <w:tcPr>
+            <w:tcW w:type="dxa" w:w="2189"/>
+            <w:vAlign w:val="center"/>
+          </w:tcPr>
+          <w:p>
+            <w:pPr>
+              <w:spacing w:before="20" w:after="20"/>
+              <w:jc w:val="right"/>
+            </w:pPr>
+            <w:r>
+              <w:rPr>
+                <w:rFonts w:ascii="BIZ UDPゴシック" w:hAnsi="BIZ UDPゴシック" w:eastAsia="BIZ UDPゴシック"/>
+                <w:b/>
+                <w:i w:val="0"/>
+                <w:sz w:val="22"/>
+              </w:rPr>
+              <w:t>8点＝配点満点（上位1割）</w:t>
+            </w:r>
+          </w:p>
+        </w:tc>
+        <w:tc>
+          <w:tcPr>
+            <w:tcW w:type="dxa" w:w="1282"/>
+            <w:vAlign w:val="center"/>
+          </w:tcPr>
+          <w:p>
+            <w:pPr>
+              <w:spacing w:before="20" w:after="20"/>
+              <w:jc w:val="right"/>
+            </w:pPr>
+            <w:r>
+              <w:rPr>
+                <w:rFonts w:ascii="BIZ UDPゴシック" w:hAnsi="BIZ UDPゴシック" w:eastAsia="BIZ UDPゴシック"/>
+                <w:b w:val="0"/>
+                <w:i w:val="0"/>
+                <w:sz w:val="22"/>
+              </w:rPr>
+              <w:t>8点</w:t>
+            </w:r>
+          </w:p>
+        </w:tc>
+      </w:tr>
+      <w:tr>
+        <w:tc>
+          <w:tcPr>
+            <w:tcW w:type="dxa" w:w="2027"/>
+            <w:vAlign w:val="center"/>
+          </w:tcPr>
+          <w:p>
+            <w:pPr>
+              <w:spacing w:before="20" w:after="20"/>
+            </w:pPr>
+          </w:p>
+        </w:tc>
+        <w:tc>
+          <w:tcPr>
+            <w:tcW w:type="dxa" w:w="1282"/>
+            <w:vAlign w:val="center"/>
+          </w:tcPr>
+          <w:p>
+            <w:pPr>
+              <w:spacing w:before="20" w:after="20"/>
+            </w:pPr>
+            <w:r>
+              <w:rPr>
+                <w:rFonts w:ascii="BIZ UDPゴシック" w:hAnsi="BIZ UDPゴシック" w:eastAsia="BIZ UDPゴシック"/>
+                <w:b/>
+                <w:i w:val="0"/>
+                <w:sz w:val="22"/>
+              </w:rPr>
+              <w:t>イ</w:t>
+            </w:r>
+          </w:p>
+        </w:tc>
+        <w:tc>
+          <w:tcPr>
+            <w:tcW w:type="dxa" w:w="2858"/>
+            <w:vAlign w:val="center"/>
+          </w:tcPr>
+          <w:p>
+            <w:pPr>
+              <w:spacing w:before="20" w:after="20"/>
+            </w:pPr>
+            <w:r>
+              <w:rPr>
+                <w:rFonts w:ascii="BIZ UDPゴシック" w:hAnsi="BIZ UDPゴシック" w:eastAsia="BIZ UDPゴシック"/>
+                <w:b/>
+                <w:i w:val="0"/>
+                <w:sz w:val="22"/>
+              </w:rPr>
+              <w:t>退院・退所加算算定者数割合（同）</w:t>
+            </w:r>
+          </w:p>
+        </w:tc>
+        <w:tc>
+          <w:tcPr>
+            <w:tcW w:type="dxa" w:w="2189"/>
+            <w:vAlign w:val="center"/>
+          </w:tcPr>
+          <w:p>
+            <w:pPr>
+              <w:spacing w:before="20" w:after="20"/>
+              <w:jc w:val="right"/>
+            </w:pPr>
+            <w:r>
+              <w:rPr>
+                <w:rFonts w:ascii="BIZ UDPゴシック" w:hAnsi="BIZ UDPゴシック" w:eastAsia="BIZ UDPゴシック"/>
+                <w:b/>
+                <w:i w:val="0"/>
+                <w:sz w:val="22"/>
+              </w:rPr>
+              <w:t>0点（上位7割にも入っていない）</w:t>
+            </w:r>
+          </w:p>
+        </w:tc>
+        <w:tc>
+          <w:tcPr>
+            <w:tcW w:type="dxa" w:w="1282"/>
+            <w:vAlign w:val="center"/>
+          </w:tcPr>
+          <w:p>
+            <w:pPr>
+              <w:spacing w:before="20" w:after="20"/>
+              <w:jc w:val="right"/>
+            </w:pPr>
+            <w:r>
+              <w:rPr>
+                <w:rFonts w:ascii="BIZ UDPゴシック" w:hAnsi="BIZ UDPゴシック" w:eastAsia="BIZ UDPゴシック"/>
+                <w:b w:val="0"/>
+                <w:i w:val="0"/>
+                <w:sz w:val="22"/>
+              </w:rPr>
+              <w:t>8点</w:t>
+            </w:r>
+          </w:p>
+        </w:tc>
+      </w:tr>
+      <w:tr>
+        <w:tc>
+          <w:tcPr>
+            <w:tcW w:type="dxa" w:w="2027"/>
+            <w:vAlign w:val="center"/>
+          </w:tcPr>
+          <w:p>
+            <w:pPr>
+              <w:spacing w:before="20" w:after="20"/>
+            </w:pPr>
+            <w:r>
+              <w:rPr>
+                <w:rFonts w:ascii="BIZ UDPゴシック" w:hAnsi="BIZ UDPゴシック" w:eastAsia="BIZ UDPゴシック"/>
+                <w:b w:val="0"/>
+                <w:i w:val="0"/>
+                <w:sz w:val="22"/>
+              </w:rPr>
+              <w:t>人生の最終段階における支援</w:t>
+            </w:r>
+          </w:p>
+        </w:tc>
+        <w:tc>
+          <w:tcPr>
+            <w:tcW w:type="dxa" w:w="1282"/>
+            <w:vAlign w:val="center"/>
+          </w:tcPr>
+          <w:p>
+            <w:pPr>
+              <w:spacing w:before="20" w:after="20"/>
+            </w:pPr>
+            <w:r>
+              <w:rPr>
+                <w:rFonts w:ascii="BIZ UDPゴシック" w:hAnsi="BIZ UDPゴシック" w:eastAsia="BIZ UDPゴシック"/>
+                <w:b w:val="0"/>
+                <w:i w:val="0"/>
+                <w:sz w:val="22"/>
+              </w:rPr>
+              <w:t>ア</w:t>
+            </w:r>
+          </w:p>
+        </w:tc>
+        <w:tc>
+          <w:tcPr>
+            <w:tcW w:type="dxa" w:w="2858"/>
+            <w:vAlign w:val="center"/>
+          </w:tcPr>
+          <w:p>
+            <w:pPr>
+              <w:spacing w:before="20" w:after="20"/>
+            </w:pPr>
+            <w:r>
+              <w:rPr>
+                <w:rFonts w:ascii="BIZ UDPゴシック" w:hAnsi="BIZ UDPゴシック" w:eastAsia="BIZ UDPゴシック"/>
+                <w:b w:val="0"/>
+                <w:i w:val="0"/>
+                <w:sz w:val="22"/>
+              </w:rPr>
+              <w:t>ターミナルケアに係る加算等の算定者数割合</w:t>
+            </w:r>
+          </w:p>
+        </w:tc>
+        <w:tc>
+          <w:tcPr>
+            <w:tcW w:type="dxa" w:w="2189"/>
+            <w:vAlign w:val="center"/>
+          </w:tcPr>
+          <w:p>
+            <w:pPr>
+              <w:spacing w:before="20" w:after="20"/>
+              <w:jc w:val="right"/>
+            </w:pPr>
+            <w:r>
+              <w:rPr>
+                <w:rFonts w:ascii="BIZ UDPゴシック" w:hAnsi="BIZ UDPゴシック" w:eastAsia="BIZ UDPゴシック"/>
+                <w:b w:val="0"/>
+                <w:i w:val="0"/>
+                <w:sz w:val="22"/>
+              </w:rPr>
+              <w:t>2点（上位7割。5割に届かない）</w:t>
+            </w:r>
+          </w:p>
+        </w:tc>
+        <w:tc>
+          <w:tcPr>
+            <w:tcW w:type="dxa" w:w="1282"/>
+            <w:vAlign w:val="center"/>
+          </w:tcPr>
+          <w:p>
+            <w:pPr>
+              <w:spacing w:before="20" w:after="20"/>
+              <w:jc w:val="right"/>
+            </w:pPr>
+            <w:r>
+              <w:rPr>
+                <w:rFonts w:ascii="BIZ UDPゴシック" w:hAnsi="BIZ UDPゴシック" w:eastAsia="BIZ UDPゴシック"/>
+                <w:b w:val="0"/>
+                <w:i w:val="0"/>
+                <w:sz w:val="22"/>
+              </w:rPr>
+              <w:t>8点</w:t>
+            </w:r>
+          </w:p>
+        </w:tc>
+      </w:tr>
+      <w:tr>
+        <w:tc>
+          <w:tcPr>
+            <w:tcW w:type="dxa" w:w="2027"/>
+            <w:vAlign w:val="center"/>
+          </w:tcPr>
+          <w:p>
+            <w:pPr>
+              <w:spacing w:before="20" w:after="20"/>
+            </w:pPr>
+          </w:p>
+        </w:tc>
+        <w:tc>
+          <w:tcPr>
+            <w:tcW w:type="dxa" w:w="1282"/>
+            <w:vAlign w:val="center"/>
+          </w:tcPr>
+          <w:p>
+            <w:pPr>
+              <w:spacing w:before="20" w:after="20"/>
+            </w:pPr>
+            <w:r>
+              <w:rPr>
+                <w:rFonts w:ascii="BIZ UDPゴシック" w:hAnsi="BIZ UDPゴシック" w:eastAsia="BIZ UDPゴシック"/>
+                <w:b w:val="0"/>
+                <w:i w:val="0"/>
+                <w:sz w:val="22"/>
+              </w:rPr>
+              <w:t>イ</w:t>
+            </w:r>
+          </w:p>
+        </w:tc>
+        <w:tc>
+          <w:tcPr>
+            <w:tcW w:type="dxa" w:w="2858"/>
+            <w:vAlign w:val="center"/>
+          </w:tcPr>
+          <w:p>
+            <w:pPr>
+              <w:spacing w:before="20" w:after="20"/>
+            </w:pPr>
+            <w:r>
+              <w:rPr>
+                <w:rFonts w:ascii="BIZ UDPゴシック" w:hAnsi="BIZ UDPゴシック" w:eastAsia="BIZ UDPゴシック"/>
+                <w:b w:val="0"/>
+                <w:i w:val="0"/>
+                <w:sz w:val="22"/>
+              </w:rPr>
+              <w:t>看取り加算等の算定者数割合</w:t>
+            </w:r>
+          </w:p>
+        </w:tc>
+        <w:tc>
+          <w:tcPr>
+            <w:tcW w:type="dxa" w:w="2189"/>
+            <w:vAlign w:val="center"/>
+          </w:tcPr>
+          <w:p>
+            <w:pPr>
+              <w:spacing w:before="20" w:after="20"/>
+              <w:jc w:val="right"/>
+            </w:pPr>
+            <w:r>
+              <w:rPr>
+                <w:rFonts w:ascii="BIZ UDPゴシック" w:hAnsi="BIZ UDPゴシック" w:eastAsia="BIZ UDPゴシック"/>
+                <w:b w:val="0"/>
+                <w:i w:val="0"/>
+                <w:sz w:val="22"/>
+              </w:rPr>
+              <w:t>2点（同上）</w:t>
+            </w:r>
+          </w:p>
+        </w:tc>
+        <w:tc>
+          <w:tcPr>
+            <w:tcW w:type="dxa" w:w="1282"/>
+            <w:vAlign w:val="center"/>
+          </w:tcPr>
+          <w:p>
+            <w:pPr>
+              <w:spacing w:before="20" w:after="20"/>
+              <w:jc w:val="right"/>
+            </w:pPr>
+            <w:r>
+              <w:rPr>
+                <w:rFonts w:ascii="BIZ UDPゴシック" w:hAnsi="BIZ UDPゴシック" w:eastAsia="BIZ UDPゴシック"/>
+                <w:b w:val="0"/>
+                <w:i w:val="0"/>
+                <w:sz w:val="22"/>
+              </w:rPr>
+              <w:t>8点</w:t>
+            </w:r>
+          </w:p>
+        </w:tc>
+      </w:tr>
+    </w:tbl>
+    <w:p>
+      <w:pPr>
+        <w:spacing w:after="40"/>
+      </w:pPr>
+    </w:p>
+    <w:p>
+      <w:pPr>
+        <w:spacing w:before="40" w:after="160"/>
+        <w:ind w:left="113"/>
+      </w:pPr>
+      <w:r>
+        <w:rPr>
+          <w:rFonts w:ascii="BIZ UDPゴシック" w:hAnsi="BIZ UDPゴシック" w:eastAsia="BIZ UDPゴシック"/>
+          <w:b w:val="0"/>
+          <w:i w:val="0"/>
+          <w:sz w:val="16"/>
+        </w:rPr>
+        <w:t>※ いずれも介護DBにより厚生労働省が算定するもので、保険者が申告する項目ではない。上位1割に該当すれば上位3割・5割・7割も得点する。</w:t>
+      </w:r>
+    </w:p>
+    <w:p>
+      <w:pPr>
+        <w:spacing w:before="60" w:after="60"/>
+      </w:pPr>
+      <w:r>
+        <w:rPr>
+          <w:rFonts w:ascii="BIZ UDPゴシック" w:hAnsi="BIZ UDPゴシック" w:eastAsia="BIZ UDPゴシック"/>
+          <w:b/>
+          <w:i w:val="0"/>
+          <w:sz w:val="24"/>
+        </w:rPr>
+        <w:t>入院時情報連携加算は、介護支援専門員が利用者の入院時に病院へ情報を提供したときに算定されます。小野町は上位1割です。</w:t>
+      </w:r>
+      <w:r>
+        <w:rPr>
+          <w:rFonts w:ascii="BIZ UDPゴシック" w:hAnsi="BIZ UDPゴシック" w:eastAsia="BIZ UDPゴシック"/>
+          <w:b/>
+          <w:i w:val="0"/>
+          <w:sz w:val="24"/>
+        </w:rPr>
+        <w:t>退院・退所加算は、介護支援専門員が退院・退所時に病院等から情報を得て、居宅サービスの利用調整に反映したときに算定されます。こちらは上位7割にも入っていません。</w:t>
+      </w:r>
+    </w:p>
+    <w:p>
+      <w:pPr>
+        <w:spacing w:before="60" w:after="60"/>
+      </w:pPr>
+      <w:r>
+        <w:rPr>
+          <w:rFonts w:ascii="BIZ UDPゴシック" w:hAnsi="BIZ UDPゴシック" w:eastAsia="BIZ UDPゴシック"/>
+          <w:b/>
+          <w:i w:val="0"/>
+          <w:sz w:val="24"/>
+        </w:rPr>
+        <w:t>同じ介護支援専門員の同じ利用者について、行きの情報は流れているのに帰りが流れていない形です。</w:t>
+      </w:r>
+      <w:r>
+        <w:rPr>
+          <w:rFonts w:ascii="BIZ UDPゴシック" w:hAnsi="BIZ UDPゴシック" w:eastAsia="BIZ UDPゴシック"/>
+          <w:b/>
+          <w:i w:val="0"/>
+          <w:sz w:val="24"/>
+        </w:rPr>
+        <w:t>入院時に連携できている事業所が退院時に連携できないとは考えにくく、算定要件（退院時カンファレンスへの参加、カンファレンス以外の方法による情報取得など）の充足のしかたか、算定そのものの運用に差がある可能性があります。</w:t>
+      </w:r>
+      <w:r>
+        <w:rPr>
+          <w:rFonts w:ascii="BIZ UDPゴシック" w:hAnsi="BIZ UDPゴシック" w:eastAsia="BIZ UDPゴシック"/>
+          <w:b/>
+          <w:i w:val="0"/>
+          <w:sz w:val="24"/>
+        </w:rPr>
+        <w:t>居宅介護支援事業所への聞き取りで、退院・退所時の情報取得を実際に行っているか、行っているのに算定していないのかを確かめることをお勧めします。</w:t>
+      </w:r>
+    </w:p>
+    <w:p>
+      <w:pPr>
+        <w:spacing w:before="60" w:after="60"/>
+      </w:pPr>
+      <w:r>
+        <w:rPr>
+          <w:rFonts w:ascii="BIZ UDPゴシック" w:hAnsi="BIZ UDPゴシック" w:eastAsia="BIZ UDPゴシック"/>
+          <w:b/>
+          <w:i w:val="0"/>
+          <w:sz w:val="24"/>
+        </w:rPr>
+        <w:t>行っているのに算定していないのであれば、事業所への周知だけで8点が動きます。</w:t>
+      </w:r>
+      <w:r>
+        <w:rPr>
+          <w:rFonts w:ascii="BIZ UDPゴシック" w:hAnsi="BIZ UDPゴシック" w:eastAsia="BIZ UDPゴシック"/>
+          <w:b/>
+          <w:i w:val="0"/>
+          <w:sz w:val="24"/>
+        </w:rPr>
+        <w:t>行っていないのであれば、支援Ⅲ（ⅰ）2の「具体的取組」として退院時連携の手順を定めることが、活動指標群と体制・取組の両方に効きます。</w:t>
+      </w:r>
+    </w:p>
+    <w:p>
+      <w:pPr>
+        <w:spacing w:before="60" w:after="60"/>
+      </w:pPr>
+      <w:r>
+        <w:rPr>
+          <w:rFonts w:ascii="BIZ UDPゴシック" w:hAnsi="BIZ UDPゴシック" w:eastAsia="BIZ UDPゴシック"/>
+          <w:b/>
+          <w:i w:val="0"/>
+          <w:sz w:val="24"/>
+        </w:rPr>
+        <w:t>人生の最終段階における支援（計16点のうち4点）は、町内に看取りを行う事業所がどれだけあるかに左右されるため、短期間で動かすのは難しい項目です。</w:t>
+      </w:r>
+    </w:p>
+    <w:p>
+      <w:pPr>
+        <w:keepNext/>
         <w:spacing w:before="360" w:after="180"/>
       </w:pPr>
-      <w:bookmarkStart w:id="121" w:name="_Toc_021"/>
+      <w:bookmarkStart w:id="122" w:name="_Toc_022"/>
       <w:r>
         <w:rPr>
           <w:rFonts w:ascii="BIZ UDPゴシック" w:hAnsi="BIZ UDPゴシック" w:eastAsia="BIZ UDPゴシック"/>
@@ -13385,7 +14149,7 @@
         </w:rPr>
         <w:t>6　介護人材の活動指標群が0点</w:t>
       </w:r>
-      <w:bookmarkEnd w:id="121"/>
+      <w:bookmarkEnd w:id="122"/>
     </w:p>
     <w:p>
       <w:pPr>
@@ -14308,7 +15072,7 @@
         <w:keepNext/>
         <w:spacing w:before="360" w:after="180"/>
       </w:pPr>
-      <w:bookmarkStart w:id="122" w:name="_Toc_022"/>
+      <w:bookmarkStart w:id="123" w:name="_Toc_023"/>
       <w:r>
         <w:rPr>
           <w:rFonts w:ascii="BIZ UDPゴシック" w:hAnsi="BIZ UDPゴシック" w:eastAsia="BIZ UDPゴシック"/>
@@ -14319,14 +15083,14 @@
         </w:rPr>
         <w:t>7　第10期で打つ手</w:t>
       </w:r>
-      <w:bookmarkEnd w:id="122"/>
+      <w:bookmarkEnd w:id="123"/>
     </w:p>
     <w:p>
       <w:pPr>
         <w:keepNext/>
         <w:spacing w:before="280" w:after="120"/>
       </w:pPr>
-      <w:bookmarkStart w:id="123" w:name="_Toc_023"/>
+      <w:bookmarkStart w:id="124" w:name="_Toc_024"/>
       <w:r>
         <w:rPr>
           <w:rFonts w:ascii="BIZ UDPゴシック" w:hAnsi="BIZ UDPゴシック" w:eastAsia="BIZ UDPゴシック"/>
@@ -14337,7 +15101,7 @@
         </w:rPr>
         <w:t>(1)　給付適正化計画の位置づけ（3案）</w:t>
       </w:r>
-      <w:bookmarkEnd w:id="123"/>
+      <w:bookmarkEnd w:id="124"/>
     </w:p>
     <w:p>
       <w:pPr>
@@ -14824,7 +15588,7 @@
         <w:keepNext/>
         <w:spacing w:before="280" w:after="120"/>
       </w:pPr>
-      <w:bookmarkStart w:id="124" w:name="_Toc_024"/>
+      <w:bookmarkStart w:id="125" w:name="_Toc_025"/>
       <w:r>
         <w:rPr>
           <w:rFonts w:ascii="BIZ UDPゴシック" w:hAnsi="BIZ UDPゴシック" w:eastAsia="BIZ UDPゴシック"/>
@@ -14835,7 +15599,7 @@
         </w:rPr>
         <w:t>(2)　主要3事業の毎年度の定量的な目標（案）</w:t>
       </w:r>
-      <w:bookmarkEnd w:id="124"/>
+      <w:bookmarkEnd w:id="125"/>
     </w:p>
     <w:p>
       <w:pPr>
@@ -16309,7 +17073,7 @@
         <w:keepNext/>
         <w:spacing w:before="280" w:after="120"/>
       </w:pPr>
-      <w:bookmarkStart w:id="125" w:name="_Toc_025"/>
+      <w:bookmarkStart w:id="126" w:name="_Toc_026"/>
       <w:r>
         <w:rPr>
           <w:rFonts w:ascii="BIZ UDPゴシック" w:hAnsi="BIZ UDPゴシック" w:eastAsia="BIZ UDPゴシック"/>
@@ -16320,7 +17084,7 @@
         </w:rPr>
         <w:t>(3)　全国平均に届いていない指標</w:t>
       </w:r>
-      <w:bookmarkEnd w:id="125"/>
+      <w:bookmarkEnd w:id="126"/>
     </w:p>
     <w:p>
       <w:pPr>
@@ -18599,7 +19363,7 @@
         <w:keepNext/>
         <w:spacing w:before="360" w:after="180"/>
       </w:pPr>
-      <w:bookmarkStart w:id="126" w:name="_Toc_026"/>
+      <w:bookmarkStart w:id="127" w:name="_Toc_027"/>
       <w:r>
         <w:rPr>
           <w:rFonts w:ascii="BIZ UDPゴシック" w:hAnsi="BIZ UDPゴシック" w:eastAsia="BIZ UDPゴシック"/>
@@ -18610,7 +19374,7 @@
         </w:rPr>
         <w:t>8　計画素案への反映</w:t>
       </w:r>
-      <w:bookmarkEnd w:id="126"/>
+      <w:bookmarkEnd w:id="127"/>
     </w:p>
     <w:tbl>
       <w:tblPr>
@@ -19140,7 +19904,7 @@
         <w:keepNext/>
         <w:spacing w:before="360" w:after="180"/>
       </w:pPr>
-      <w:bookmarkStart w:id="127" w:name="_Toc_027"/>
+      <w:bookmarkStart w:id="128" w:name="_Toc_028"/>
       <w:r>
         <w:rPr>
           <w:rFonts w:ascii="BIZ UDPゴシック" w:hAnsi="BIZ UDPゴシック" w:eastAsia="BIZ UDPゴシック"/>
@@ -19151,7 +19915,7 @@
         </w:rPr>
         <w:t>9　決めていただくこと・いただきたい資料</w:t>
       </w:r>
-      <w:bookmarkEnd w:id="127"/>
+      <w:bookmarkEnd w:id="128"/>
     </w:p>
     <w:tbl>
       <w:tblPr>

--- a/小野町_引継ぎ_整理済/21_給付適正化・交付金/小野町_給付適正化と交付金の取りまとめ_20260928.docx
+++ b/小野町_引継ぎ_整理済/21_給付適正化・交付金/小野町_給付適正化と交付金の取りまとめ_20260928.docx
@@ -14043,6 +14043,96 @@
     </w:p>
     <w:p>
       <w:pPr>
+        <w:keepNext/>
+        <w:spacing w:before="200" w:after="40"/>
+      </w:pPr>
+      <w:r>
+        <w:rPr>
+          <w:rFonts w:ascii="游ゴシック" w:hAnsi="游ゴシック" w:eastAsia="游ゴシック"/>
+          <w:b/>
+          <w:i w:val="0"/>
+          <w:color w:val="1F4D78"/>
+          <w:sz w:val="22"/>
+        </w:rPr>
+        <w:t>【図4】入退院支援と人生の最終段階における支援の位置（活動指標群）</w:t>
+      </w:r>
+    </w:p>
+    <w:p>
+      <w:pPr>
+        <w:keepNext/>
+        <w:spacing w:before="0" w:after="40"/>
+        <w:jc w:val="center"/>
+      </w:pPr>
+      <w:r>
+        <w:drawing>
+          <wp:inline xmlns:a="http://schemas.openxmlformats.org/drawingml/2006/main" xmlns:pic="http://schemas.openxmlformats.org/drawingml/2006/picture">
+            <wp:extent cx="5400000" cy="2173897"/>
+            <wp:docPr id="4" name="Picture 4"/>
+            <wp:cNvGraphicFramePr>
+              <a:graphicFrameLocks noChangeAspect="1"/>
+            </wp:cNvGraphicFramePr>
+            <a:graphic>
+              <a:graphicData uri="http://schemas.openxmlformats.org/drawingml/2006/picture">
+                <pic:pic>
+                  <pic:nvPicPr>
+                    <pic:cNvPr id="0" name="f46_nyutaiin.png"/>
+                    <pic:cNvPicPr/>
+                  </pic:nvPicPr>
+                  <pic:blipFill>
+                    <a:blip r:embed="rId16"/>
+                    <a:stretch>
+                      <a:fillRect/>
+                    </a:stretch>
+                  </pic:blipFill>
+                  <pic:spPr>
+                    <a:xfrm>
+                      <a:off x="0" y="0"/>
+                      <a:ext cx="5400000" cy="2173897"/>
+                    </a:xfrm>
+                    <a:prstGeom prst="rect"/>
+                  </pic:spPr>
+                </pic:pic>
+              </a:graphicData>
+            </a:graphic>
+          </wp:inline>
+        </w:drawing>
+      </w:r>
+    </w:p>
+    <w:p>
+      <w:pPr>
+        <w:spacing w:before="40" w:after="160"/>
+        <w:ind w:left="113"/>
+      </w:pPr>
+      <w:r>
+        <w:rPr>
+          <w:rFonts w:ascii="游ゴシック" w:hAnsi="游ゴシック" w:eastAsia="游ゴシック"/>
+          <w:b w:val="0"/>
+          <w:i w:val="0"/>
+          <w:sz w:val="17"/>
+        </w:rPr>
+        <w:t>資料：令和8年度保険者機能強化推進交付金・介護保険保険者努力支援交付金（市町村分）該当状況調査票集計表。</w:t>
+      </w:r>
+      <w:r>
+        <w:rPr>
+          <w:rFonts w:ascii="游ゴシック" w:hAnsi="游ゴシック" w:eastAsia="游ゴシック"/>
+          <w:b/>
+          <w:i w:val="0"/>
+          <w:sz w:val="17"/>
+        </w:rPr>
+        <w:t>入院時は配点満点（上位1割）である一方、退院時は上位7割にも入っていない。</w:t>
+      </w:r>
+      <w:r>
+        <w:rPr>
+          <w:rFonts w:ascii="游ゴシック" w:hAnsi="游ゴシック" w:eastAsia="游ゴシック"/>
+          <w:b w:val="0"/>
+          <w:i w:val="0"/>
+          <w:sz w:val="17"/>
+        </w:rPr>
+        <w:t>灰色の帯は配点8点までの残りを表す。</w:t>
+      </w:r>
+    </w:p>
+    <w:p>
+      <w:pPr>
         <w:spacing w:before="60" w:after="60"/>
       </w:pPr>
       <w:r>
@@ -17099,7 +17189,7 @@
           <w:color w:val="1F4D78"/>
           <w:sz w:val="22"/>
         </w:rPr>
-        <w:t>【図4】全国平均に届いていない指標（上位10）</w:t>
+        <w:t>【図5】全国平均に届いていない指標（上位10）</w:t>
       </w:r>
     </w:p>
     <w:p>
@@ -17112,7 +17202,7 @@
         <w:drawing>
           <wp:inline xmlns:a="http://schemas.openxmlformats.org/drawingml/2006/main" xmlns:pic="http://schemas.openxmlformats.org/drawingml/2006/picture">
             <wp:extent cx="5220000" cy="2312002"/>
-            <wp:docPr id="4" name="Picture 4"/>
+            <wp:docPr id="5" name="Picture 5"/>
             <wp:cNvGraphicFramePr>
               <a:graphicFrameLocks noChangeAspect="1"/>
             </wp:cNvGraphicFramePr>
@@ -17124,7 +17214,7 @@
                     <pic:cNvPicPr/>
                   </pic:nvPicPr>
                   <pic:blipFill>
-                    <a:blip r:embed="rId16"/>
+                    <a:blip r:embed="rId17"/>
                     <a:stretch>
                       <a:fillRect/>
                     </a:stretch>
